--- a/lessons/6-3/downloads/reveal/6.3-session-1-practice-form-a.docx
+++ b/lessons/6-3/downloads/reveal/6.3-session-1-practice-form-a.docx
@@ -15,7 +15,7 @@
         <w:rPr>
           <w:rFonts w:ascii="Avenir Next" w:hAnsi="Avenir Next" w:cs="Avenir Next" w:eastAsia="Avenir Next"/>
           <w:color w:val="1A1A1A"/>
-          <w:sz w:val="20"/>
+          <w:sz w:val="22"/>
           <w:szCs w:val="20"/>
         </w:rPr>
         <w:t xml:space="preserve">Name</w:t>
@@ -33,7 +33,7 @@
         <w:rPr>
           <w:rFonts w:ascii="Avenir Next" w:hAnsi="Avenir Next" w:cs="Avenir Next" w:eastAsia="Avenir Next"/>
           <w:color w:val="1A1A1A"/>
-          <w:sz w:val="20"/>
+          <w:sz w:val="22"/>
           <w:szCs w:val="20"/>
         </w:rPr>
         <w:t xml:space="preserve">   Date</w:t>
@@ -51,7 +51,7 @@
         <w:rPr>
           <w:rFonts w:ascii="Avenir Next" w:hAnsi="Avenir Next" w:cs="Avenir Next" w:eastAsia="Avenir Next"/>
           <w:color w:val="1A1A1A"/>
-          <w:sz w:val="20"/>
+          <w:sz w:val="22"/>
           <w:szCs w:val="20"/>
         </w:rPr>
         <w:t xml:space="preserve">   Period</w:t>
@@ -78,7 +78,7 @@
           <w:caps/>
           <w:color w:val="003A70"/>
           <w:spacing w:val="12"/>
-          <w:sz w:val="19"/>
+          <w:sz w:val="22"/>
           <w:szCs w:val="19"/>
         </w:rPr>
         <w:t xml:space="preserve">Lesson 6-3  ·  Session 1  ·  Practice  ·  Form A</w:t>
@@ -86,6 +86,7 @@
     </w:p>
     <w:p>
       <w:pPr>
+        <w:pStyle w:val="Heading1"/>
         <w:keepNext/>
         <w:spacing w:before="0" w:after="10" w:line="240" w:lineRule="auto"/>
       </w:pPr>
@@ -111,7 +112,7 @@
         <w:rPr>
           <w:rFonts w:ascii="Avenir Next" w:hAnsi="Avenir Next" w:cs="Avenir Next" w:eastAsia="Avenir Next"/>
           <w:color w:val="5A5F66"/>
-          <w:sz w:val="17"/>
+          <w:sz w:val="22"/>
           <w:szCs w:val="17"/>
         </w:rPr>
         <w:t xml:space="preserve">Learning target — I can write repeated multiplication as a power and name its base and exponent.</w:t>
@@ -128,7 +129,7 @@
     </w:p>
     <w:p>
       <w:pPr>
-        <w:spacing w:before="0" w:after="0" w:line="60" w:lineRule="auto"/>
+        <w:spacing w:before="0" w:after="0" w:line="50" w:lineRule="exact"/>
       </w:pPr>
     </w:p>
     <w:tbl>
@@ -167,6 +168,7 @@
           </w:tcPr>
           <w:p>
             <w:pPr>
+              <w:pStyle w:val="Heading2"/>
               <w:spacing w:before="0" w:after="40" w:line="264" w:lineRule="auto"/>
             </w:pPr>
             <w:r>
@@ -194,25 +196,25 @@
                 <w:rFonts w:ascii="Avenir Next" w:hAnsi="Avenir Next" w:cs="Avenir Next" w:eastAsia="Avenir Next"/>
                 <w:b/>
                 <w:color w:val="003A70"/>
+                <w:sz w:val="22"/>
+                <w:szCs w:val="18"/>
+              </w:rPr>
+              <w:t xml:space="preserve">•</w:t>
+            </w:r>
+            <w:r>
+              <w:rPr>
+                <w:rFonts w:ascii="Avenir Next" w:hAnsi="Avenir Next" w:cs="Avenir Next" w:eastAsia="Avenir Next"/>
+                <w:color w:val="1A1A1A"/>
                 <w:sz w:val="18"/>
                 <w:szCs w:val="18"/>
               </w:rPr>
-              <w:t xml:space="preserve">•</w:t>
-            </w:r>
-            <w:r>
-              <w:rPr>
-                <w:rFonts w:ascii="Avenir Next" w:hAnsi="Avenir Next" w:cs="Avenir Next" w:eastAsia="Avenir Next"/>
-                <w:color w:val="1A1A1A"/>
-                <w:sz w:val="18"/>
-                <w:szCs w:val="18"/>
-              </w:rPr>
               <w:tab/>
             </w:r>
             <w:r>
               <w:rPr>
                 <w:rFonts w:ascii="Avenir Next" w:hAnsi="Avenir Next" w:cs="Avenir Next" w:eastAsia="Avenir Next"/>
                 <w:color w:val="1A1A1A"/>
-                <w:sz w:val="18"/>
+                <w:sz w:val="22"/>
                 <w:szCs w:val="18"/>
               </w:rPr>
               <w:t xml:space="preserve">A </w:t>
@@ -222,7 +224,7 @@
                 <w:rFonts w:ascii="Avenir Next" w:hAnsi="Avenir Next" w:cs="Avenir Next" w:eastAsia="Avenir Next"/>
                 <w:b/>
                 <w:color w:val="1A1A1A"/>
-                <w:sz w:val="18"/>
+                <w:sz w:val="22"/>
                 <w:szCs w:val="18"/>
               </w:rPr>
               <w:t xml:space="preserve">power</w:t>
@@ -231,7 +233,7 @@
               <w:rPr>
                 <w:rFonts w:ascii="Avenir Next" w:hAnsi="Avenir Next" w:cs="Avenir Next" w:eastAsia="Avenir Next"/>
                 <w:color w:val="1A1A1A"/>
-                <w:sz w:val="18"/>
+                <w:sz w:val="22"/>
                 <w:szCs w:val="18"/>
               </w:rPr>
               <w:t xml:space="preserve"> shows a repeated factor: 5 × 5 × 5 = 5</w:t>
@@ -240,7 +242,7 @@
               <w:rPr>
                 <w:rFonts w:ascii="Avenir Next" w:hAnsi="Avenir Next" w:cs="Avenir Next" w:eastAsia="Avenir Next"/>
                 <w:color w:val="1A1A1A"/>
-                <w:sz w:val="18"/>
+                <w:sz w:val="22"/>
                 <w:szCs w:val="18"/>
                 <w:vertAlign w:val="superscript"/>
               </w:rPr>
@@ -250,7 +252,7 @@
               <w:rPr>
                 <w:rFonts w:ascii="Avenir Next" w:hAnsi="Avenir Next" w:cs="Avenir Next" w:eastAsia="Avenir Next"/>
                 <w:color w:val="1A1A1A"/>
-                <w:sz w:val="18"/>
+                <w:sz w:val="22"/>
                 <w:szCs w:val="18"/>
               </w:rPr>
               <w:t xml:space="preserve">.</w:t>
@@ -269,25 +271,25 @@
                 <w:rFonts w:ascii="Avenir Next" w:hAnsi="Avenir Next" w:cs="Avenir Next" w:eastAsia="Avenir Next"/>
                 <w:b/>
                 <w:color w:val="003A70"/>
+                <w:sz w:val="22"/>
+                <w:szCs w:val="18"/>
+              </w:rPr>
+              <w:t xml:space="preserve">•</w:t>
+            </w:r>
+            <w:r>
+              <w:rPr>
+                <w:rFonts w:ascii="Avenir Next" w:hAnsi="Avenir Next" w:cs="Avenir Next" w:eastAsia="Avenir Next"/>
+                <w:color w:val="1A1A1A"/>
                 <w:sz w:val="18"/>
                 <w:szCs w:val="18"/>
               </w:rPr>
-              <w:t xml:space="preserve">•</w:t>
-            </w:r>
-            <w:r>
-              <w:rPr>
-                <w:rFonts w:ascii="Avenir Next" w:hAnsi="Avenir Next" w:cs="Avenir Next" w:eastAsia="Avenir Next"/>
-                <w:color w:val="1A1A1A"/>
-                <w:sz w:val="18"/>
-                <w:szCs w:val="18"/>
-              </w:rPr>
               <w:tab/>
             </w:r>
             <w:r>
               <w:rPr>
                 <w:rFonts w:ascii="Avenir Next" w:hAnsi="Avenir Next" w:cs="Avenir Next" w:eastAsia="Avenir Next"/>
                 <w:color w:val="1A1A1A"/>
-                <w:sz w:val="18"/>
+                <w:sz w:val="22"/>
                 <w:szCs w:val="18"/>
               </w:rPr>
               <w:t xml:space="preserve">The </w:t>
@@ -297,7 +299,7 @@
                 <w:rFonts w:ascii="Avenir Next" w:hAnsi="Avenir Next" w:cs="Avenir Next" w:eastAsia="Avenir Next"/>
                 <w:b/>
                 <w:color w:val="1A1A1A"/>
-                <w:sz w:val="18"/>
+                <w:sz w:val="22"/>
                 <w:szCs w:val="18"/>
               </w:rPr>
               <w:t xml:space="preserve">base</w:t>
@@ -306,7 +308,7 @@
               <w:rPr>
                 <w:rFonts w:ascii="Avenir Next" w:hAnsi="Avenir Next" w:cs="Avenir Next" w:eastAsia="Avenir Next"/>
                 <w:color w:val="1A1A1A"/>
-                <w:sz w:val="18"/>
+                <w:sz w:val="22"/>
                 <w:szCs w:val="18"/>
               </w:rPr>
               <w:t xml:space="preserve"> is the repeated factor. The </w:t>
@@ -316,7 +318,7 @@
                 <w:rFonts w:ascii="Avenir Next" w:hAnsi="Avenir Next" w:cs="Avenir Next" w:eastAsia="Avenir Next"/>
                 <w:b/>
                 <w:color w:val="1A1A1A"/>
-                <w:sz w:val="18"/>
+                <w:sz w:val="22"/>
                 <w:szCs w:val="18"/>
               </w:rPr>
               <w:t xml:space="preserve">exponent</w:t>
@@ -325,7 +327,7 @@
               <w:rPr>
                 <w:rFonts w:ascii="Avenir Next" w:hAnsi="Avenir Next" w:cs="Avenir Next" w:eastAsia="Avenir Next"/>
                 <w:color w:val="1A1A1A"/>
-                <w:sz w:val="18"/>
+                <w:sz w:val="22"/>
                 <w:szCs w:val="18"/>
               </w:rPr>
               <w:t xml:space="preserve"> tells how many times it is a factor.</w:t>
@@ -344,25 +346,25 @@
                 <w:rFonts w:ascii="Avenir Next" w:hAnsi="Avenir Next" w:cs="Avenir Next" w:eastAsia="Avenir Next"/>
                 <w:b/>
                 <w:color w:val="003A70"/>
+                <w:sz w:val="22"/>
+                <w:szCs w:val="18"/>
+              </w:rPr>
+              <w:t xml:space="preserve">•</w:t>
+            </w:r>
+            <w:r>
+              <w:rPr>
+                <w:rFonts w:ascii="Avenir Next" w:hAnsi="Avenir Next" w:cs="Avenir Next" w:eastAsia="Avenir Next"/>
+                <w:color w:val="1A1A1A"/>
                 <w:sz w:val="18"/>
                 <w:szCs w:val="18"/>
               </w:rPr>
-              <w:t xml:space="preserve">•</w:t>
-            </w:r>
-            <w:r>
-              <w:rPr>
-                <w:rFonts w:ascii="Avenir Next" w:hAnsi="Avenir Next" w:cs="Avenir Next" w:eastAsia="Avenir Next"/>
-                <w:color w:val="1A1A1A"/>
-                <w:sz w:val="18"/>
-                <w:szCs w:val="18"/>
-              </w:rPr>
               <w:tab/>
             </w:r>
             <w:r>
               <w:rPr>
                 <w:rFonts w:ascii="Avenir Next" w:hAnsi="Avenir Next" w:cs="Avenir Next" w:eastAsia="Avenir Next"/>
                 <w:color w:val="1A1A1A"/>
-                <w:sz w:val="18"/>
+                <w:sz w:val="22"/>
                 <w:szCs w:val="18"/>
               </w:rPr>
               <w:t xml:space="preserve">Read 5</w:t>
@@ -371,7 +373,7 @@
               <w:rPr>
                 <w:rFonts w:ascii="Avenir Next" w:hAnsi="Avenir Next" w:cs="Avenir Next" w:eastAsia="Avenir Next"/>
                 <w:color w:val="1A1A1A"/>
-                <w:sz w:val="18"/>
+                <w:sz w:val="22"/>
                 <w:szCs w:val="18"/>
                 <w:vertAlign w:val="superscript"/>
               </w:rPr>
@@ -381,7 +383,7 @@
               <w:rPr>
                 <w:rFonts w:ascii="Avenir Next" w:hAnsi="Avenir Next" w:cs="Avenir Next" w:eastAsia="Avenir Next"/>
                 <w:color w:val="1A1A1A"/>
-                <w:sz w:val="18"/>
+                <w:sz w:val="22"/>
                 <w:szCs w:val="18"/>
               </w:rPr>
               <w:t xml:space="preserve"> as “5 to the third power” or “5 cubed.” 5</w:t>
@@ -390,7 +392,7 @@
               <w:rPr>
                 <w:rFonts w:ascii="Avenir Next" w:hAnsi="Avenir Next" w:cs="Avenir Next" w:eastAsia="Avenir Next"/>
                 <w:color w:val="1A1A1A"/>
-                <w:sz w:val="18"/>
+                <w:sz w:val="22"/>
                 <w:szCs w:val="18"/>
                 <w:vertAlign w:val="superscript"/>
               </w:rPr>
@@ -400,7 +402,7 @@
               <w:rPr>
                 <w:rFonts w:ascii="Avenir Next" w:hAnsi="Avenir Next" w:cs="Avenir Next" w:eastAsia="Avenir Next"/>
                 <w:color w:val="1A1A1A"/>
-                <w:sz w:val="18"/>
+                <w:sz w:val="22"/>
                 <w:szCs w:val="18"/>
               </w:rPr>
               <w:t xml:space="preserve"> is “5 squared.”</w:t>
@@ -415,6 +417,7 @@
           </w:tcPr>
           <w:p>
             <w:pPr>
+              <w:pStyle w:val="Heading2"/>
               <w:spacing w:before="0" w:after="40" w:line="264" w:lineRule="auto"/>
             </w:pPr>
             <w:r>
@@ -437,7 +440,7 @@
               <w:rPr>
                 <w:rFonts w:ascii="Avenir Next" w:hAnsi="Avenir Next" w:cs="Avenir Next" w:eastAsia="Avenir Next"/>
                 <w:color w:val="1A1A1A"/>
-                <w:sz w:val="17"/>
+                <w:sz w:val="22"/>
                 <w:szCs w:val="17"/>
               </w:rPr>
               <w:t xml:space="preserve">Write 9 × 9 × 9 × 9 as a power.</w:t>
@@ -456,25 +459,25 @@
                 <w:rFonts w:ascii="Avenir Next" w:hAnsi="Avenir Next" w:cs="Avenir Next" w:eastAsia="Avenir Next"/>
                 <w:b/>
                 <w:color w:val="003A70"/>
+                <w:sz w:val="22"/>
+                <w:szCs w:val="17"/>
+              </w:rPr>
+              <w:t xml:space="preserve">Step 1</w:t>
+            </w:r>
+            <w:r>
+              <w:rPr>
+                <w:rFonts w:ascii="Avenir Next" w:hAnsi="Avenir Next" w:cs="Avenir Next" w:eastAsia="Avenir Next"/>
+                <w:color w:val="1A1A1A"/>
                 <w:sz w:val="17"/>
                 <w:szCs w:val="17"/>
               </w:rPr>
-              <w:t xml:space="preserve">Step 1</w:t>
-            </w:r>
-            <w:r>
-              <w:rPr>
-                <w:rFonts w:ascii="Avenir Next" w:hAnsi="Avenir Next" w:cs="Avenir Next" w:eastAsia="Avenir Next"/>
-                <w:color w:val="1A1A1A"/>
-                <w:sz w:val="17"/>
-                <w:szCs w:val="17"/>
-              </w:rPr>
               <w:tab/>
             </w:r>
             <w:r>
               <w:rPr>
                 <w:rFonts w:ascii="Avenir Next" w:hAnsi="Avenir Next" w:cs="Avenir Next" w:eastAsia="Avenir Next"/>
                 <w:color w:val="1A1A1A"/>
-                <w:sz w:val="17"/>
+                <w:sz w:val="22"/>
                 <w:szCs w:val="17"/>
               </w:rPr>
               <w:t xml:space="preserve">The repeated factor is 9, so the base is 9.</w:t>
@@ -493,25 +496,25 @@
                 <w:rFonts w:ascii="Avenir Next" w:hAnsi="Avenir Next" w:cs="Avenir Next" w:eastAsia="Avenir Next"/>
                 <w:b/>
                 <w:color w:val="003A70"/>
+                <w:sz w:val="22"/>
+                <w:szCs w:val="17"/>
+              </w:rPr>
+              <w:t xml:space="preserve">Step 2</w:t>
+            </w:r>
+            <w:r>
+              <w:rPr>
+                <w:rFonts w:ascii="Avenir Next" w:hAnsi="Avenir Next" w:cs="Avenir Next" w:eastAsia="Avenir Next"/>
+                <w:color w:val="1A1A1A"/>
                 <w:sz w:val="17"/>
                 <w:szCs w:val="17"/>
               </w:rPr>
-              <w:t xml:space="preserve">Step 2</w:t>
-            </w:r>
-            <w:r>
-              <w:rPr>
-                <w:rFonts w:ascii="Avenir Next" w:hAnsi="Avenir Next" w:cs="Avenir Next" w:eastAsia="Avenir Next"/>
-                <w:color w:val="1A1A1A"/>
-                <w:sz w:val="17"/>
-                <w:szCs w:val="17"/>
-              </w:rPr>
               <w:tab/>
             </w:r>
             <w:r>
               <w:rPr>
                 <w:rFonts w:ascii="Avenir Next" w:hAnsi="Avenir Next" w:cs="Avenir Next" w:eastAsia="Avenir Next"/>
                 <w:color w:val="1A1A1A"/>
-                <w:sz w:val="17"/>
+                <w:sz w:val="22"/>
                 <w:szCs w:val="17"/>
               </w:rPr>
               <w:t xml:space="preserve">Count the 9s: there are four, so the exponent is 4.</w:t>
@@ -530,25 +533,25 @@
                 <w:rFonts w:ascii="Avenir Next" w:hAnsi="Avenir Next" w:cs="Avenir Next" w:eastAsia="Avenir Next"/>
                 <w:b/>
                 <w:color w:val="003A70"/>
+                <w:sz w:val="22"/>
+                <w:szCs w:val="17"/>
+              </w:rPr>
+              <w:t xml:space="preserve">Step 3</w:t>
+            </w:r>
+            <w:r>
+              <w:rPr>
+                <w:rFonts w:ascii="Avenir Next" w:hAnsi="Avenir Next" w:cs="Avenir Next" w:eastAsia="Avenir Next"/>
+                <w:color w:val="1A1A1A"/>
                 <w:sz w:val="17"/>
                 <w:szCs w:val="17"/>
               </w:rPr>
-              <w:t xml:space="preserve">Step 3</w:t>
-            </w:r>
-            <w:r>
-              <w:rPr>
-                <w:rFonts w:ascii="Avenir Next" w:hAnsi="Avenir Next" w:cs="Avenir Next" w:eastAsia="Avenir Next"/>
-                <w:color w:val="1A1A1A"/>
-                <w:sz w:val="17"/>
-                <w:szCs w:val="17"/>
-              </w:rPr>
               <w:tab/>
             </w:r>
             <w:r>
               <w:rPr>
                 <w:rFonts w:ascii="Avenir Next" w:hAnsi="Avenir Next" w:cs="Avenir Next" w:eastAsia="Avenir Next"/>
                 <w:color w:val="1A1A1A"/>
-                <w:sz w:val="17"/>
+                <w:sz w:val="22"/>
                 <w:szCs w:val="17"/>
               </w:rPr>
               <w:t xml:space="preserve">Check: the exponent counts factors, not × signs (there are only 3 × signs).</w:t>
@@ -567,28 +570,28 @@
                 <w:rFonts w:ascii="Avenir Next" w:hAnsi="Avenir Next" w:cs="Avenir Next" w:eastAsia="Avenir Next"/>
                 <w:b/>
                 <w:color w:val="1A1A1A"/>
+                <w:sz w:val="22"/>
+                <w:szCs w:val="17"/>
+              </w:rPr>
+              <w:t xml:space="preserve">Answer</w:t>
+            </w:r>
+            <w:r>
+              <w:rPr>
+                <w:rFonts w:ascii="Avenir Next" w:hAnsi="Avenir Next" w:cs="Avenir Next" w:eastAsia="Avenir Next"/>
+                <w:color w:val="1A1A1A"/>
                 <w:sz w:val="17"/>
                 <w:szCs w:val="17"/>
               </w:rPr>
-              <w:t xml:space="preserve">Answer</w:t>
-            </w:r>
-            <w:r>
-              <w:rPr>
-                <w:rFonts w:ascii="Avenir Next" w:hAnsi="Avenir Next" w:cs="Avenir Next" w:eastAsia="Avenir Next"/>
-                <w:color w:val="1A1A1A"/>
-                <w:sz w:val="17"/>
+              <w:tab/>
+            </w:r>
+            <w:r>
+              <w:rPr>
+                <w:rFonts w:ascii="Avenir Next" w:hAnsi="Avenir Next" w:cs="Avenir Next" w:eastAsia="Avenir Next"/>
+                <w:b/>
+                <w:color w:val="1A1A1A"/>
+                <w:sz w:val="22"/>
                 <w:szCs w:val="17"/>
               </w:rPr>
-              <w:tab/>
-            </w:r>
-            <w:r>
-              <w:rPr>
-                <w:rFonts w:ascii="Avenir Next" w:hAnsi="Avenir Next" w:cs="Avenir Next" w:eastAsia="Avenir Next"/>
-                <w:b/>
-                <w:color w:val="1A1A1A"/>
-                <w:sz w:val="17"/>
-                <w:szCs w:val="17"/>
-              </w:rPr>
               <w:t xml:space="preserve">9</w:t>
             </w:r>
             <w:r>
@@ -596,7 +599,7 @@
                 <w:rFonts w:ascii="Avenir Next" w:hAnsi="Avenir Next" w:cs="Avenir Next" w:eastAsia="Avenir Next"/>
                 <w:b/>
                 <w:color w:val="1A1A1A"/>
-                <w:sz w:val="17"/>
+                <w:sz w:val="22"/>
                 <w:szCs w:val="17"/>
                 <w:vertAlign w:val="superscript"/>
               </w:rPr>
@@ -607,7 +610,7 @@
                 <w:rFonts w:ascii="Avenir Next" w:hAnsi="Avenir Next" w:cs="Avenir Next" w:eastAsia="Avenir Next"/>
                 <w:b/>
                 <w:color w:val="1A1A1A"/>
-                <w:sz w:val="17"/>
+                <w:sz w:val="22"/>
                 <w:szCs w:val="17"/>
               </w:rPr>
               <w:t xml:space="preserve">; base 9, exponent 4</w:t>
@@ -636,7 +639,7 @@
           <w:rFonts w:ascii="Avenir Next" w:hAnsi="Avenir Next" w:cs="Avenir Next" w:eastAsia="Avenir Next"/>
           <w:b/>
           <w:color w:val="1A1A1A"/>
-          <w:sz w:val="17"/>
+          <w:sz w:val="22"/>
           <w:szCs w:val="17"/>
         </w:rPr>
         <w:t xml:space="preserve">power</w:t>
@@ -646,7 +649,7 @@
           <w:rFonts w:ascii="Avenir Next" w:hAnsi="Avenir Next" w:cs="Avenir Next" w:eastAsia="Avenir Next"/>
           <w:i/>
           <w:color w:val="5A5F66"/>
-          <w:sz w:val="17"/>
+          <w:sz w:val="22"/>
           <w:szCs w:val="17"/>
         </w:rPr>
         <w:t xml:space="preserve"> (potencia)</w:t>
@@ -655,7 +658,7 @@
         <w:rPr>
           <w:rFonts w:ascii="Avenir Next" w:hAnsi="Avenir Next" w:cs="Avenir Next" w:eastAsia="Avenir Next"/>
           <w:color w:val="5A5F66"/>
-          <w:sz w:val="17"/>
+          <w:sz w:val="22"/>
           <w:szCs w:val="17"/>
         </w:rPr>
         <w:t xml:space="preserve">   ·   </w:t>
@@ -665,7 +668,7 @@
           <w:rFonts w:ascii="Avenir Next" w:hAnsi="Avenir Next" w:cs="Avenir Next" w:eastAsia="Avenir Next"/>
           <w:b/>
           <w:color w:val="1A1A1A"/>
-          <w:sz w:val="17"/>
+          <w:sz w:val="22"/>
           <w:szCs w:val="17"/>
         </w:rPr>
         <w:t xml:space="preserve">base</w:t>
@@ -675,7 +678,7 @@
           <w:rFonts w:ascii="Avenir Next" w:hAnsi="Avenir Next" w:cs="Avenir Next" w:eastAsia="Avenir Next"/>
           <w:i/>
           <w:color w:val="5A5F66"/>
-          <w:sz w:val="17"/>
+          <w:sz w:val="22"/>
           <w:szCs w:val="17"/>
         </w:rPr>
         <w:t xml:space="preserve"> (base)</w:t>
@@ -684,7 +687,7 @@
         <w:rPr>
           <w:rFonts w:ascii="Avenir Next" w:hAnsi="Avenir Next" w:cs="Avenir Next" w:eastAsia="Avenir Next"/>
           <w:color w:val="5A5F66"/>
-          <w:sz w:val="17"/>
+          <w:sz w:val="22"/>
           <w:szCs w:val="17"/>
         </w:rPr>
         <w:t xml:space="preserve">   ·   </w:t>
@@ -694,7 +697,7 @@
           <w:rFonts w:ascii="Avenir Next" w:hAnsi="Avenir Next" w:cs="Avenir Next" w:eastAsia="Avenir Next"/>
           <w:b/>
           <w:color w:val="1A1A1A"/>
-          <w:sz w:val="17"/>
+          <w:sz w:val="22"/>
           <w:szCs w:val="17"/>
         </w:rPr>
         <w:t xml:space="preserve">exponent</w:t>
@@ -704,7 +707,7 @@
           <w:rFonts w:ascii="Avenir Next" w:hAnsi="Avenir Next" w:cs="Avenir Next" w:eastAsia="Avenir Next"/>
           <w:i/>
           <w:color w:val="5A5F66"/>
-          <w:sz w:val="17"/>
+          <w:sz w:val="22"/>
           <w:szCs w:val="17"/>
         </w:rPr>
         <w:t xml:space="preserve"> (exponente)</w:t>
@@ -712,6 +715,7 @@
     </w:p>
     <w:p>
       <w:pPr>
+        <w:pStyle w:val="Heading2"/>
         <w:keepNext/>
         <w:pBdr>
           <w:bottom w:val="single" w:sz="8" w:space="3" w:color="003A70"/>
@@ -727,7 +731,7 @@
           <w:b/>
           <w:color w:val="003A70"/>
           <w:spacing w:val="14"/>
-          <w:sz w:val="19"/>
+          <w:sz w:val="22"/>
           <w:szCs w:val="19"/>
         </w:rPr>
         <w:t xml:space="preserve">PRACTICE</w:t>
@@ -746,7 +750,7 @@
           <w:rFonts w:ascii="Avenir Next" w:hAnsi="Avenir Next" w:cs="Avenir Next" w:eastAsia="Avenir Next"/>
           <w:i/>
           <w:color w:val="5A5F66"/>
-          <w:sz w:val="17"/>
+          <w:sz w:val="22"/>
           <w:szCs w:val="17"/>
         </w:rPr>
         <w:t xml:space="preserve">show your work · label units</w:t>
@@ -754,7 +758,7 @@
     </w:p>
     <w:p>
       <w:pPr>
-        <w:spacing w:before="0" w:after="0" w:line="20" w:lineRule="exact"/>
+        <w:spacing w:before="0" w:after="0" w:line="50" w:lineRule="exact"/>
       </w:pPr>
     </w:p>
     <w:tbl>
@@ -804,25 +808,25 @@
                 <w:rFonts w:ascii="Avenir Next" w:hAnsi="Avenir Next" w:cs="Avenir Next" w:eastAsia="Avenir Next"/>
                 <w:b/>
                 <w:color w:val="1A1A1A"/>
+                <w:sz w:val="22"/>
+                <w:szCs w:val="20"/>
+              </w:rPr>
+              <w:t xml:space="preserve">1.</w:t>
+            </w:r>
+            <w:r>
+              <w:rPr>
+                <w:rFonts w:ascii="Avenir Next" w:hAnsi="Avenir Next" w:cs="Avenir Next" w:eastAsia="Avenir Next"/>
+                <w:color w:val="1A1A1A"/>
                 <w:sz w:val="20"/>
                 <w:szCs w:val="20"/>
               </w:rPr>
-              <w:t xml:space="preserve">1.</w:t>
-            </w:r>
-            <w:r>
-              <w:rPr>
-                <w:rFonts w:ascii="Avenir Next" w:hAnsi="Avenir Next" w:cs="Avenir Next" w:eastAsia="Avenir Next"/>
-                <w:color w:val="1A1A1A"/>
-                <w:sz w:val="20"/>
-                <w:szCs w:val="20"/>
-              </w:rPr>
               <w:tab/>
             </w:r>
             <w:r>
               <w:rPr>
                 <w:rFonts w:ascii="Avenir Next" w:hAnsi="Avenir Next" w:cs="Avenir Next" w:eastAsia="Avenir Next"/>
                 <w:color w:val="1A1A1A"/>
-                <w:sz w:val="20"/>
+                <w:sz w:val="22"/>
                 <w:szCs w:val="20"/>
               </w:rPr>
               <w:t xml:space="preserve">Write each product as a power.</w:t>
@@ -877,7 +881,7 @@
                       <w:rFonts w:ascii="Avenir Next" w:hAnsi="Avenir Next" w:cs="Avenir Next" w:eastAsia="Avenir Next"/>
                       <w:b/>
                       <w:color w:val="003A70"/>
-                      <w:sz w:val="20"/>
+                      <w:sz w:val="22"/>
                       <w:szCs w:val="20"/>
                     </w:rPr>
                     <w:t xml:space="preserve">a.</w:t>
@@ -895,7 +899,7 @@
                     <w:rPr>
                       <w:rFonts w:ascii="Avenir Next" w:hAnsi="Avenir Next" w:cs="Avenir Next" w:eastAsia="Avenir Next"/>
                       <w:color w:val="1A1A1A"/>
-                      <w:sz w:val="20"/>
+                      <w:sz w:val="22"/>
                       <w:szCs w:val="20"/>
                     </w:rPr>
                     <w:t xml:space="preserve">7 × 7 × 7 × 7 =</w:t>
@@ -939,7 +943,7 @@
                       <w:rFonts w:ascii="Avenir Next" w:hAnsi="Avenir Next" w:cs="Avenir Next" w:eastAsia="Avenir Next"/>
                       <w:b/>
                       <w:color w:val="003A70"/>
-                      <w:sz w:val="20"/>
+                      <w:sz w:val="22"/>
                       <w:szCs w:val="20"/>
                     </w:rPr>
                     <w:t xml:space="preserve">b.</w:t>
@@ -957,7 +961,7 @@
                     <w:rPr>
                       <w:rFonts w:ascii="Avenir Next" w:hAnsi="Avenir Next" w:cs="Avenir Next" w:eastAsia="Avenir Next"/>
                       <w:color w:val="1A1A1A"/>
-                      <w:sz w:val="20"/>
+                      <w:sz w:val="22"/>
                       <w:szCs w:val="20"/>
                     </w:rPr>
                     <w:t xml:space="preserve">4 × 4 × 4 × 4 × 4 =</w:t>
@@ -1007,7 +1011,7 @@
                       <w:rFonts w:ascii="Avenir Next" w:hAnsi="Avenir Next" w:cs="Avenir Next" w:eastAsia="Avenir Next"/>
                       <w:b/>
                       <w:color w:val="003A70"/>
-                      <w:sz w:val="20"/>
+                      <w:sz w:val="22"/>
                       <w:szCs w:val="20"/>
                     </w:rPr>
                     <w:t xml:space="preserve">c.</w:t>
@@ -1025,7 +1029,7 @@
                     <w:rPr>
                       <w:rFonts w:ascii="Avenir Next" w:hAnsi="Avenir Next" w:cs="Avenir Next" w:eastAsia="Avenir Next"/>
                       <w:color w:val="1A1A1A"/>
-                      <w:sz w:val="20"/>
+                      <w:sz w:val="22"/>
                       <w:szCs w:val="20"/>
                     </w:rPr>
                     <w:t xml:space="preserve">5 × 5 × 5 =</w:t>
@@ -1069,7 +1073,7 @@
                       <w:rFonts w:ascii="Avenir Next" w:hAnsi="Avenir Next" w:cs="Avenir Next" w:eastAsia="Avenir Next"/>
                       <w:b/>
                       <w:color w:val="003A70"/>
-                      <w:sz w:val="20"/>
+                      <w:sz w:val="22"/>
                       <w:szCs w:val="20"/>
                     </w:rPr>
                     <w:t xml:space="preserve">d.</w:t>
@@ -1087,7 +1091,7 @@
                     <w:rPr>
                       <w:rFonts w:ascii="Avenir Next" w:hAnsi="Avenir Next" w:cs="Avenir Next" w:eastAsia="Avenir Next"/>
                       <w:color w:val="1A1A1A"/>
-                      <w:sz w:val="20"/>
+                      <w:sz w:val="22"/>
                       <w:szCs w:val="20"/>
                     </w:rPr>
                     <w:t xml:space="preserve">8 × 8 =</w:t>
@@ -1137,7 +1141,7 @@
                       <w:rFonts w:ascii="Avenir Next" w:hAnsi="Avenir Next" w:cs="Avenir Next" w:eastAsia="Avenir Next"/>
                       <w:b/>
                       <w:color w:val="003A70"/>
-                      <w:sz w:val="20"/>
+                      <w:sz w:val="22"/>
                       <w:szCs w:val="20"/>
                     </w:rPr>
                     <w:t xml:space="preserve">e.</w:t>
@@ -1155,7 +1159,7 @@
                     <w:rPr>
                       <w:rFonts w:ascii="Avenir Next" w:hAnsi="Avenir Next" w:cs="Avenir Next" w:eastAsia="Avenir Next"/>
                       <w:color w:val="1A1A1A"/>
-                      <w:sz w:val="20"/>
+                      <w:sz w:val="22"/>
                       <w:szCs w:val="20"/>
                     </w:rPr>
                     <w:t xml:space="preserve">3/4 × 3/4 =</w:t>
@@ -1199,7 +1203,7 @@
                       <w:rFonts w:ascii="Avenir Next" w:hAnsi="Avenir Next" w:cs="Avenir Next" w:eastAsia="Avenir Next"/>
                       <w:b/>
                       <w:color w:val="003A70"/>
-                      <w:sz w:val="20"/>
+                      <w:sz w:val="22"/>
                       <w:szCs w:val="20"/>
                     </w:rPr>
                     <w:t xml:space="preserve">f.</w:t>
@@ -1217,7 +1221,7 @@
                     <w:rPr>
                       <w:rFonts w:ascii="Avenir Next" w:hAnsi="Avenir Next" w:cs="Avenir Next" w:eastAsia="Avenir Next"/>
                       <w:color w:val="1A1A1A"/>
-                      <w:sz w:val="20"/>
+                      <w:sz w:val="22"/>
                       <w:szCs w:val="20"/>
                     </w:rPr>
                     <w:t xml:space="preserve">0.4 × 0.4 × 0.4 =</w:t>
@@ -1247,7 +1251,7 @@
           </w:tbl>
           <w:p>
             <w:pPr>
-              <w:spacing w:before="0" w:after="0" w:line="24" w:lineRule="auto"/>
+              <w:spacing w:before="0" w:after="0" w:line="50" w:lineRule="exact"/>
             </w:pPr>
           </w:p>
         </w:tc>
@@ -1255,12 +1259,12 @@
     </w:tbl>
     <w:p>
       <w:pPr>
-        <w:spacing w:before="0" w:after="0" w:line="20" w:lineRule="exact"/>
+        <w:spacing w:before="0" w:after="0" w:line="50" w:lineRule="exact"/>
       </w:pPr>
     </w:p>
     <w:p>
       <w:pPr>
-        <w:spacing w:before="0" w:after="0" w:line="20" w:lineRule="exact"/>
+        <w:spacing w:before="0" w:after="0" w:line="50" w:lineRule="exact"/>
       </w:pPr>
     </w:p>
     <w:tbl>
@@ -1310,18 +1314,18 @@
                 <w:rFonts w:ascii="Avenir Next" w:hAnsi="Avenir Next" w:cs="Avenir Next" w:eastAsia="Avenir Next"/>
                 <w:b/>
                 <w:color w:val="1A1A1A"/>
+                <w:sz w:val="22"/>
+                <w:szCs w:val="20"/>
+              </w:rPr>
+              <w:t xml:space="preserve">2.</w:t>
+            </w:r>
+            <w:r>
+              <w:rPr>
+                <w:rFonts w:ascii="Avenir Next" w:hAnsi="Avenir Next" w:cs="Avenir Next" w:eastAsia="Avenir Next"/>
+                <w:color w:val="1A1A1A"/>
                 <w:sz w:val="20"/>
                 <w:szCs w:val="20"/>
               </w:rPr>
-              <w:t xml:space="preserve">2.</w:t>
-            </w:r>
-            <w:r>
-              <w:rPr>
-                <w:rFonts w:ascii="Avenir Next" w:hAnsi="Avenir Next" w:cs="Avenir Next" w:eastAsia="Avenir Next"/>
-                <w:color w:val="1A1A1A"/>
-                <w:sz w:val="20"/>
-                <w:szCs w:val="20"/>
-              </w:rPr>
               <w:tab/>
             </w:r>
             <w:r>
@@ -1329,7 +1333,7 @@
                 <w:rFonts w:ascii="Avenir Next" w:hAnsi="Avenir Next" w:cs="Avenir Next" w:eastAsia="Avenir Next"/>
                 <w:b/>
                 <w:color w:val="1A1A1A"/>
-                <w:sz w:val="20"/>
+                <w:sz w:val="22"/>
                 <w:szCs w:val="20"/>
               </w:rPr>
               <w:t xml:space="preserve">Club and Patio.  </w:t>
@@ -1338,7 +1342,7 @@
               <w:rPr>
                 <w:rFonts w:ascii="Avenir Next" w:hAnsi="Avenir Next" w:cs="Avenir Next" w:eastAsia="Avenir Next"/>
                 <w:color w:val="1A1A1A"/>
-                <w:sz w:val="20"/>
+                <w:sz w:val="22"/>
                 <w:szCs w:val="20"/>
               </w:rPr>
               <w:t xml:space="preserve">After six weeks, a club’s size has been multiplied by 2 × 2 × 2 × 2 × 2 × 2. A square patio has 10 × 10 tiles.</w:t>
@@ -1358,25 +1362,25 @@
                 <w:rFonts w:ascii="Avenir Next" w:hAnsi="Avenir Next" w:cs="Avenir Next" w:eastAsia="Avenir Next"/>
                 <w:b/>
                 <w:color w:val="003A70"/>
+                <w:sz w:val="22"/>
+                <w:szCs w:val="20"/>
+              </w:rPr>
+              <w:t xml:space="preserve">a.</w:t>
+            </w:r>
+            <w:r>
+              <w:rPr>
+                <w:rFonts w:ascii="Avenir Next" w:hAnsi="Avenir Next" w:cs="Avenir Next" w:eastAsia="Avenir Next"/>
+                <w:color w:val="1A1A1A"/>
                 <w:sz w:val="20"/>
                 <w:szCs w:val="20"/>
               </w:rPr>
-              <w:t xml:space="preserve">a.</w:t>
-            </w:r>
-            <w:r>
-              <w:rPr>
-                <w:rFonts w:ascii="Avenir Next" w:hAnsi="Avenir Next" w:cs="Avenir Next" w:eastAsia="Avenir Next"/>
-                <w:color w:val="1A1A1A"/>
-                <w:sz w:val="20"/>
-                <w:szCs w:val="20"/>
-              </w:rPr>
               <w:tab/>
             </w:r>
             <w:r>
               <w:rPr>
                 <w:rFonts w:ascii="Avenir Next" w:hAnsi="Avenir Next" w:cs="Avenir Next" w:eastAsia="Avenir Next"/>
                 <w:color w:val="1A1A1A"/>
-                <w:sz w:val="20"/>
+                <w:sz w:val="22"/>
                 <w:szCs w:val="20"/>
               </w:rPr>
               <w:t xml:space="preserve">Write the club product as a power.</w:t>
@@ -1415,25 +1419,25 @@
                 <w:rFonts w:ascii="Avenir Next" w:hAnsi="Avenir Next" w:cs="Avenir Next" w:eastAsia="Avenir Next"/>
                 <w:b/>
                 <w:color w:val="003A70"/>
+                <w:sz w:val="22"/>
+                <w:szCs w:val="20"/>
+              </w:rPr>
+              <w:t xml:space="preserve">b.</w:t>
+            </w:r>
+            <w:r>
+              <w:rPr>
+                <w:rFonts w:ascii="Avenir Next" w:hAnsi="Avenir Next" w:cs="Avenir Next" w:eastAsia="Avenir Next"/>
+                <w:color w:val="1A1A1A"/>
                 <w:sz w:val="20"/>
                 <w:szCs w:val="20"/>
               </w:rPr>
-              <w:t xml:space="preserve">b.</w:t>
-            </w:r>
-            <w:r>
-              <w:rPr>
-                <w:rFonts w:ascii="Avenir Next" w:hAnsi="Avenir Next" w:cs="Avenir Next" w:eastAsia="Avenir Next"/>
-                <w:color w:val="1A1A1A"/>
-                <w:sz w:val="20"/>
-                <w:szCs w:val="20"/>
-              </w:rPr>
               <w:tab/>
             </w:r>
             <w:r>
               <w:rPr>
                 <w:rFonts w:ascii="Avenir Next" w:hAnsi="Avenir Next" w:cs="Avenir Next" w:eastAsia="Avenir Next"/>
                 <w:color w:val="1A1A1A"/>
-                <w:sz w:val="20"/>
+                <w:sz w:val="22"/>
                 <w:szCs w:val="20"/>
               </w:rPr>
               <w:t xml:space="preserve">Write the patio product as a power.</w:t>
@@ -1472,25 +1476,25 @@
                 <w:rFonts w:ascii="Avenir Next" w:hAnsi="Avenir Next" w:cs="Avenir Next" w:eastAsia="Avenir Next"/>
                 <w:b/>
                 <w:color w:val="003A70"/>
+                <w:sz w:val="22"/>
+                <w:szCs w:val="20"/>
+              </w:rPr>
+              <w:t xml:space="preserve">c.</w:t>
+            </w:r>
+            <w:r>
+              <w:rPr>
+                <w:rFonts w:ascii="Avenir Next" w:hAnsi="Avenir Next" w:cs="Avenir Next" w:eastAsia="Avenir Next"/>
+                <w:color w:val="1A1A1A"/>
                 <w:sz w:val="20"/>
                 <w:szCs w:val="20"/>
               </w:rPr>
-              <w:t xml:space="preserve">c.</w:t>
-            </w:r>
-            <w:r>
-              <w:rPr>
-                <w:rFonts w:ascii="Avenir Next" w:hAnsi="Avenir Next" w:cs="Avenir Next" w:eastAsia="Avenir Next"/>
-                <w:color w:val="1A1A1A"/>
-                <w:sz w:val="20"/>
-                <w:szCs w:val="20"/>
-              </w:rPr>
               <w:tab/>
             </w:r>
             <w:r>
               <w:rPr>
                 <w:rFonts w:ascii="Avenir Next" w:hAnsi="Avenir Next" w:cs="Avenir Next" w:eastAsia="Avenir Next"/>
                 <w:color w:val="1A1A1A"/>
-                <w:sz w:val="20"/>
+                <w:sz w:val="22"/>
                 <w:szCs w:val="20"/>
               </w:rPr>
               <w:t xml:space="preserve">In the club power, name the base and the exponent.</w:t>
@@ -1529,25 +1533,25 @@
                 <w:rFonts w:ascii="Avenir Next" w:hAnsi="Avenir Next" w:cs="Avenir Next" w:eastAsia="Avenir Next"/>
                 <w:b/>
                 <w:color w:val="003A70"/>
+                <w:sz w:val="22"/>
+                <w:szCs w:val="20"/>
+              </w:rPr>
+              <w:t xml:space="preserve">d.</w:t>
+            </w:r>
+            <w:r>
+              <w:rPr>
+                <w:rFonts w:ascii="Avenir Next" w:hAnsi="Avenir Next" w:cs="Avenir Next" w:eastAsia="Avenir Next"/>
+                <w:color w:val="1A1A1A"/>
                 <w:sz w:val="20"/>
                 <w:szCs w:val="20"/>
               </w:rPr>
-              <w:t xml:space="preserve">d.</w:t>
-            </w:r>
-            <w:r>
-              <w:rPr>
-                <w:rFonts w:ascii="Avenir Next" w:hAnsi="Avenir Next" w:cs="Avenir Next" w:eastAsia="Avenir Next"/>
-                <w:color w:val="1A1A1A"/>
-                <w:sz w:val="20"/>
-                <w:szCs w:val="20"/>
-              </w:rPr>
               <w:tab/>
             </w:r>
             <w:r>
               <w:rPr>
                 <w:rFonts w:ascii="Avenir Next" w:hAnsi="Avenir Next" w:cs="Avenir Next" w:eastAsia="Avenir Next"/>
                 <w:color w:val="1A1A1A"/>
-                <w:sz w:val="20"/>
+                <w:sz w:val="22"/>
                 <w:szCs w:val="20"/>
               </w:rPr>
               <w:t xml:space="preserve">What does the exponent count?</w:t>
@@ -1577,12 +1581,12 @@
     </w:tbl>
     <w:p>
       <w:pPr>
-        <w:spacing w:before="0" w:after="0" w:line="20" w:lineRule="exact"/>
+        <w:spacing w:before="0" w:after="0" w:line="50" w:lineRule="exact"/>
       </w:pPr>
     </w:p>
     <w:p>
       <w:pPr>
-        <w:spacing w:before="0" w:after="0" w:line="20" w:lineRule="exact"/>
+        <w:spacing w:before="0" w:after="0" w:line="50" w:lineRule="exact"/>
       </w:pPr>
     </w:p>
     <w:tbl>
@@ -1633,18 +1637,18 @@
                 <w:rFonts w:ascii="Avenir Next" w:hAnsi="Avenir Next" w:cs="Avenir Next" w:eastAsia="Avenir Next"/>
                 <w:b/>
                 <w:color w:val="1A1A1A"/>
+                <w:sz w:val="22"/>
+                <w:szCs w:val="20"/>
+              </w:rPr>
+              <w:t xml:space="preserve">3.</w:t>
+            </w:r>
+            <w:r>
+              <w:rPr>
+                <w:rFonts w:ascii="Avenir Next" w:hAnsi="Avenir Next" w:cs="Avenir Next" w:eastAsia="Avenir Next"/>
+                <w:color w:val="1A1A1A"/>
                 <w:sz w:val="20"/>
                 <w:szCs w:val="20"/>
               </w:rPr>
-              <w:t xml:space="preserve">3.</w:t>
-            </w:r>
-            <w:r>
-              <w:rPr>
-                <w:rFonts w:ascii="Avenir Next" w:hAnsi="Avenir Next" w:cs="Avenir Next" w:eastAsia="Avenir Next"/>
-                <w:color w:val="1A1A1A"/>
-                <w:sz w:val="20"/>
-                <w:szCs w:val="20"/>
-              </w:rPr>
               <w:tab/>
             </w:r>
             <w:r>
@@ -1652,7 +1656,7 @@
                 <w:rFonts w:ascii="Avenir Next" w:hAnsi="Avenir Next" w:cs="Avenir Next" w:eastAsia="Avenir Next"/>
                 <w:b/>
                 <w:color w:val="1A1A1A"/>
-                <w:sz w:val="20"/>
+                <w:sz w:val="22"/>
                 <w:szCs w:val="20"/>
               </w:rPr>
               <w:t xml:space="preserve">Game Rounds.  </w:t>
@@ -1661,7 +1665,7 @@
               <w:rPr>
                 <w:rFonts w:ascii="Avenir Next" w:hAnsi="Avenir Next" w:cs="Avenir Next" w:eastAsia="Avenir Next"/>
                 <w:color w:val="1A1A1A"/>
-                <w:sz w:val="20"/>
+                <w:sz w:val="22"/>
                 <w:szCs w:val="20"/>
               </w:rPr>
               <w:t xml:space="preserve">A score is multiplied by 5 in each of four rounds: 5 × 5 × 5 × 5. Write this as a power. Name the base and exponent.</w:t>
@@ -1678,7 +1682,7 @@
                 <w:rFonts w:ascii="Avenir Next" w:hAnsi="Avenir Next" w:cs="Avenir Next" w:eastAsia="Avenir Next"/>
                 <w:b/>
                 <w:color w:val="003A70"/>
-                <w:sz w:val="17"/>
+                <w:sz w:val="22"/>
                 <w:szCs w:val="17"/>
               </w:rPr>
               <w:t xml:space="preserve">Hint  </w:t>
@@ -1688,7 +1692,7 @@
                 <w:rFonts w:ascii="Avenir Next" w:hAnsi="Avenir Next" w:cs="Avenir Next" w:eastAsia="Avenir Next"/>
                 <w:i/>
                 <w:color w:val="5A5F66"/>
-                <w:sz w:val="17"/>
+                <w:sz w:val="22"/>
                 <w:szCs w:val="17"/>
               </w:rPr>
               <w:t xml:space="preserve">The repeated factor is the base.</w:t>
@@ -1696,7 +1700,7 @@
           </w:p>
           <w:p>
             <w:pPr>
-              <w:spacing w:before="0" w:after="0" w:line="60" w:lineRule="auto"/>
+              <w:spacing w:before="0" w:after="0" w:line="50" w:lineRule="exact"/>
             </w:pPr>
           </w:p>
           <w:tbl>
@@ -1765,7 +1769,7 @@
                 <w:rFonts w:ascii="Avenir Next" w:hAnsi="Avenir Next" w:cs="Avenir Next" w:eastAsia="Avenir Next"/>
                 <w:b/>
                 <w:color w:val="1A1A1A"/>
-                <w:sz w:val="18"/>
+                <w:sz w:val="22"/>
                 <w:szCs w:val="18"/>
               </w:rPr>
               <w:t xml:space="preserve">Power</w:t>
@@ -1800,18 +1804,18 @@
                 <w:rFonts w:ascii="Avenir Next" w:hAnsi="Avenir Next" w:cs="Avenir Next" w:eastAsia="Avenir Next"/>
                 <w:b/>
                 <w:color w:val="1A1A1A"/>
+                <w:sz w:val="22"/>
+                <w:szCs w:val="20"/>
+              </w:rPr>
+              <w:t xml:space="preserve">4.</w:t>
+            </w:r>
+            <w:r>
+              <w:rPr>
+                <w:rFonts w:ascii="Avenir Next" w:hAnsi="Avenir Next" w:cs="Avenir Next" w:eastAsia="Avenir Next"/>
+                <w:color w:val="1A1A1A"/>
                 <w:sz w:val="20"/>
                 <w:szCs w:val="20"/>
               </w:rPr>
-              <w:t xml:space="preserve">4.</w:t>
-            </w:r>
-            <w:r>
-              <w:rPr>
-                <w:rFonts w:ascii="Avenir Next" w:hAnsi="Avenir Next" w:cs="Avenir Next" w:eastAsia="Avenir Next"/>
-                <w:color w:val="1A1A1A"/>
-                <w:sz w:val="20"/>
-                <w:szCs w:val="20"/>
-              </w:rPr>
               <w:tab/>
             </w:r>
             <w:r>
@@ -1819,7 +1823,7 @@
                 <w:rFonts w:ascii="Avenir Next" w:hAnsi="Avenir Next" w:cs="Avenir Next" w:eastAsia="Avenir Next"/>
                 <w:b/>
                 <w:color w:val="1A1A1A"/>
-                <w:sz w:val="20"/>
+                <w:sz w:val="22"/>
                 <w:szCs w:val="20"/>
               </w:rPr>
               <w:t xml:space="preserve">Ant Colony.  </w:t>
@@ -1828,7 +1832,7 @@
               <w:rPr>
                 <w:rFonts w:ascii="Avenir Next" w:hAnsi="Avenir Next" w:cs="Avenir Next" w:eastAsia="Avenir Next"/>
                 <w:color w:val="1A1A1A"/>
-                <w:sz w:val="20"/>
+                <w:sz w:val="22"/>
                 <w:szCs w:val="20"/>
               </w:rPr>
               <w:t xml:space="preserve">A science report records an ant count as 13 × 13 × 13. Write this as a power. Name the base and exponent.</w:t>
@@ -1845,7 +1849,7 @@
                 <w:rFonts w:ascii="Avenir Next" w:hAnsi="Avenir Next" w:cs="Avenir Next" w:eastAsia="Avenir Next"/>
                 <w:b/>
                 <w:color w:val="003A70"/>
-                <w:sz w:val="17"/>
+                <w:sz w:val="22"/>
                 <w:szCs w:val="17"/>
               </w:rPr>
               <w:t xml:space="preserve">Hint  </w:t>
@@ -1855,7 +1859,7 @@
                 <w:rFonts w:ascii="Avenir Next" w:hAnsi="Avenir Next" w:cs="Avenir Next" w:eastAsia="Avenir Next"/>
                 <w:i/>
                 <w:color w:val="5A5F66"/>
-                <w:sz w:val="17"/>
+                <w:sz w:val="22"/>
                 <w:szCs w:val="17"/>
               </w:rPr>
               <w:t xml:space="preserve">Count the factors of 13.</w:t>
@@ -1863,7 +1867,7 @@
           </w:p>
           <w:p>
             <w:pPr>
-              <w:spacing w:before="0" w:after="0" w:line="60" w:lineRule="auto"/>
+              <w:spacing w:before="0" w:after="0" w:line="50" w:lineRule="exact"/>
             </w:pPr>
           </w:p>
           <w:tbl>
@@ -1932,7 +1936,7 @@
                 <w:rFonts w:ascii="Avenir Next" w:hAnsi="Avenir Next" w:cs="Avenir Next" w:eastAsia="Avenir Next"/>
                 <w:b/>
                 <w:color w:val="1A1A1A"/>
-                <w:sz w:val="18"/>
+                <w:sz w:val="22"/>
                 <w:szCs w:val="18"/>
               </w:rPr>
               <w:t xml:space="preserve">Power</w:t>
@@ -1952,12 +1956,12 @@
     </w:tbl>
     <w:p>
       <w:pPr>
-        <w:spacing w:before="0" w:after="0" w:line="20" w:lineRule="exact"/>
+        <w:spacing w:before="0" w:after="0" w:line="50" w:lineRule="exact"/>
       </w:pPr>
     </w:p>
     <w:p>
       <w:pPr>
-        <w:spacing w:before="0" w:after="0" w:line="20" w:lineRule="exact"/>
+        <w:spacing w:before="0" w:after="0" w:line="50" w:lineRule="exact"/>
       </w:pPr>
     </w:p>
     <w:tbl>
@@ -2007,18 +2011,18 @@
                 <w:rFonts w:ascii="Avenir Next" w:hAnsi="Avenir Next" w:cs="Avenir Next" w:eastAsia="Avenir Next"/>
                 <w:b/>
                 <w:color w:val="1A1A1A"/>
+                <w:sz w:val="22"/>
+                <w:szCs w:val="20"/>
+              </w:rPr>
+              <w:t xml:space="preserve">5.</w:t>
+            </w:r>
+            <w:r>
+              <w:rPr>
+                <w:rFonts w:ascii="Avenir Next" w:hAnsi="Avenir Next" w:cs="Avenir Next" w:eastAsia="Avenir Next"/>
+                <w:color w:val="1A1A1A"/>
                 <w:sz w:val="20"/>
                 <w:szCs w:val="20"/>
               </w:rPr>
-              <w:t xml:space="preserve">5.</w:t>
-            </w:r>
-            <w:r>
-              <w:rPr>
-                <w:rFonts w:ascii="Avenir Next" w:hAnsi="Avenir Next" w:cs="Avenir Next" w:eastAsia="Avenir Next"/>
-                <w:color w:val="1A1A1A"/>
-                <w:sz w:val="20"/>
-                <w:szCs w:val="20"/>
-              </w:rPr>
               <w:tab/>
             </w:r>
             <w:r>
@@ -2026,7 +2030,7 @@
                 <w:rFonts w:ascii="Avenir Next" w:hAnsi="Avenir Next" w:cs="Avenir Next" w:eastAsia="Avenir Next"/>
                 <w:b/>
                 <w:color w:val="1A1A1A"/>
-                <w:sz w:val="20"/>
+                <w:sz w:val="22"/>
                 <w:szCs w:val="20"/>
               </w:rPr>
               <w:t xml:space="preserve">Block Tower.  </w:t>
@@ -2035,7 +2039,7 @@
               <w:rPr>
                 <w:rFonts w:ascii="Avenir Next" w:hAnsi="Avenir Next" w:cs="Avenir Next" w:eastAsia="Avenir Next"/>
                 <w:color w:val="1A1A1A"/>
-                <w:sz w:val="20"/>
+                <w:sz w:val="22"/>
                 <w:szCs w:val="20"/>
               </w:rPr>
               <w:t xml:space="preserve">Rafi wrote the product 8 × 8 × 8 as the power 8</w:t>
@@ -2044,7 +2048,7 @@
               <w:rPr>
                 <w:rFonts w:ascii="Avenir Next" w:hAnsi="Avenir Next" w:cs="Avenir Next" w:eastAsia="Avenir Next"/>
                 <w:color w:val="1A1A1A"/>
-                <w:sz w:val="20"/>
+                <w:sz w:val="22"/>
                 <w:szCs w:val="20"/>
                 <w:vertAlign w:val="superscript"/>
               </w:rPr>
@@ -2054,7 +2058,7 @@
               <w:rPr>
                 <w:rFonts w:ascii="Avenir Next" w:hAnsi="Avenir Next" w:cs="Avenir Next" w:eastAsia="Avenir Next"/>
                 <w:color w:val="1A1A1A"/>
-                <w:sz w:val="20"/>
+                <w:sz w:val="22"/>
                 <w:szCs w:val="20"/>
               </w:rPr>
               <w:t xml:space="preserve">. Justify or correct his work.</w:t>
@@ -2071,7 +2075,7 @@
                 <w:rFonts w:ascii="Avenir Next" w:hAnsi="Avenir Next" w:cs="Avenir Next" w:eastAsia="Avenir Next"/>
                 <w:b/>
                 <w:color w:val="003A70"/>
-                <w:sz w:val="17"/>
+                <w:sz w:val="22"/>
                 <w:szCs w:val="17"/>
               </w:rPr>
               <w:t xml:space="preserve">Hint  </w:t>
@@ -2081,7 +2085,7 @@
                 <w:rFonts w:ascii="Avenir Next" w:hAnsi="Avenir Next" w:cs="Avenir Next" w:eastAsia="Avenir Next"/>
                 <w:i/>
                 <w:color w:val="5A5F66"/>
-                <w:sz w:val="17"/>
+                <w:sz w:val="22"/>
                 <w:szCs w:val="17"/>
               </w:rPr>
               <w:t xml:space="preserve">What does the exponent count? Recount the factors.</w:t>
@@ -2100,7 +2104,7 @@
                 <w:rFonts w:ascii="Avenir Next" w:hAnsi="Avenir Next" w:cs="Avenir Next" w:eastAsia="Avenir Next"/>
                 <w:b/>
                 <w:color w:val="1A1A1A"/>
-                <w:sz w:val="18"/>
+                <w:sz w:val="22"/>
                 <w:szCs w:val="18"/>
               </w:rPr>
               <w:t xml:space="preserve">Power</w:t>
@@ -2120,12 +2124,12 @@
     </w:tbl>
     <w:p>
       <w:pPr>
-        <w:spacing w:before="0" w:after="0" w:line="20" w:lineRule="exact"/>
+        <w:spacing w:before="0" w:after="0" w:line="50" w:lineRule="exact"/>
       </w:pPr>
     </w:p>
     <w:p>
       <w:pPr>
-        <w:spacing w:before="0" w:after="0" w:line="20" w:lineRule="exact"/>
+        <w:spacing w:before="0" w:after="0" w:line="50" w:lineRule="exact"/>
       </w:pPr>
     </w:p>
     <w:tbl>
@@ -2175,18 +2179,18 @@
                 <w:rFonts w:ascii="Avenir Next" w:hAnsi="Avenir Next" w:cs="Avenir Next" w:eastAsia="Avenir Next"/>
                 <w:b/>
                 <w:color w:val="1A1A1A"/>
+                <w:sz w:val="22"/>
+                <w:szCs w:val="20"/>
+              </w:rPr>
+              <w:t xml:space="preserve">6.</w:t>
+            </w:r>
+            <w:r>
+              <w:rPr>
+                <w:rFonts w:ascii="Avenir Next" w:hAnsi="Avenir Next" w:cs="Avenir Next" w:eastAsia="Avenir Next"/>
+                <w:color w:val="1A1A1A"/>
                 <w:sz w:val="20"/>
                 <w:szCs w:val="20"/>
               </w:rPr>
-              <w:t xml:space="preserve">6.</w:t>
-            </w:r>
-            <w:r>
-              <w:rPr>
-                <w:rFonts w:ascii="Avenir Next" w:hAnsi="Avenir Next" w:cs="Avenir Next" w:eastAsia="Avenir Next"/>
-                <w:color w:val="1A1A1A"/>
-                <w:sz w:val="20"/>
-                <w:szCs w:val="20"/>
-              </w:rPr>
               <w:tab/>
             </w:r>
             <w:r>
@@ -2194,7 +2198,7 @@
                 <w:rFonts w:ascii="Avenir Next" w:hAnsi="Avenir Next" w:cs="Avenir Next" w:eastAsia="Avenir Next"/>
                 <w:b/>
                 <w:color w:val="1A1A1A"/>
-                <w:sz w:val="20"/>
+                <w:sz w:val="22"/>
                 <w:szCs w:val="20"/>
               </w:rPr>
               <w:t xml:space="preserve">Two Directions.  </w:t>
@@ -2203,7 +2207,7 @@
               <w:rPr>
                 <w:rFonts w:ascii="Avenir Next" w:hAnsi="Avenir Next" w:cs="Avenir Next" w:eastAsia="Avenir Next"/>
                 <w:color w:val="1A1A1A"/>
-                <w:sz w:val="20"/>
+                <w:sz w:val="22"/>
                 <w:szCs w:val="20"/>
               </w:rPr>
               <w:t xml:space="preserve">Write each one the other way.</w:t>
@@ -2220,7 +2224,7 @@
                 <w:rFonts w:ascii="Avenir Next" w:hAnsi="Avenir Next" w:cs="Avenir Next" w:eastAsia="Avenir Next"/>
                 <w:b/>
                 <w:color w:val="003A70"/>
-                <w:sz w:val="17"/>
+                <w:sz w:val="22"/>
                 <w:szCs w:val="17"/>
               </w:rPr>
               <w:t xml:space="preserve">Hint  </w:t>
@@ -2230,7 +2234,7 @@
                 <w:rFonts w:ascii="Avenir Next" w:hAnsi="Avenir Next" w:cs="Avenir Next" w:eastAsia="Avenir Next"/>
                 <w:i/>
                 <w:color w:val="5A5F66"/>
-                <w:sz w:val="17"/>
+                <w:sz w:val="22"/>
                 <w:szCs w:val="17"/>
               </w:rPr>
               <w:t xml:space="preserve">Put parentheses around a fraction base.</w:t>
@@ -2250,25 +2254,25 @@
                 <w:rFonts w:ascii="Avenir Next" w:hAnsi="Avenir Next" w:cs="Avenir Next" w:eastAsia="Avenir Next"/>
                 <w:b/>
                 <w:color w:val="003A70"/>
+                <w:sz w:val="22"/>
+                <w:szCs w:val="20"/>
+              </w:rPr>
+              <w:t xml:space="preserve">a.</w:t>
+            </w:r>
+            <w:r>
+              <w:rPr>
+                <w:rFonts w:ascii="Avenir Next" w:hAnsi="Avenir Next" w:cs="Avenir Next" w:eastAsia="Avenir Next"/>
+                <w:color w:val="1A1A1A"/>
                 <w:sz w:val="20"/>
                 <w:szCs w:val="20"/>
               </w:rPr>
-              <w:t xml:space="preserve">a.</w:t>
-            </w:r>
-            <w:r>
-              <w:rPr>
-                <w:rFonts w:ascii="Avenir Next" w:hAnsi="Avenir Next" w:cs="Avenir Next" w:eastAsia="Avenir Next"/>
-                <w:color w:val="1A1A1A"/>
-                <w:sz w:val="20"/>
-                <w:szCs w:val="20"/>
-              </w:rPr>
               <w:tab/>
             </w:r>
             <w:r>
               <w:rPr>
                 <w:rFonts w:ascii="Avenir Next" w:hAnsi="Avenir Next" w:cs="Avenir Next" w:eastAsia="Avenir Next"/>
                 <w:color w:val="1A1A1A"/>
-                <w:sz w:val="20"/>
+                <w:sz w:val="22"/>
                 <w:szCs w:val="20"/>
               </w:rPr>
               <w:t xml:space="preserve">Write 1/2 × 1/2 × 1/2 as a power.</w:t>
@@ -2307,10 +2311,47 @@
                 <w:rFonts w:ascii="Avenir Next" w:hAnsi="Avenir Next" w:cs="Avenir Next" w:eastAsia="Avenir Next"/>
                 <w:b/>
                 <w:color w:val="003A70"/>
+                <w:sz w:val="22"/>
+                <w:szCs w:val="20"/>
+              </w:rPr>
+              <w:t xml:space="preserve">b.</w:t>
+            </w:r>
+            <w:r>
+              <w:rPr>
+                <w:rFonts w:ascii="Avenir Next" w:hAnsi="Avenir Next" w:cs="Avenir Next" w:eastAsia="Avenir Next"/>
+                <w:color w:val="1A1A1A"/>
                 <w:sz w:val="20"/>
                 <w:szCs w:val="20"/>
               </w:rPr>
-              <w:t xml:space="preserve">b.</w:t>
+              <w:tab/>
+            </w:r>
+            <w:r>
+              <w:rPr>
+                <w:rFonts w:ascii="Avenir Next" w:hAnsi="Avenir Next" w:cs="Avenir Next" w:eastAsia="Avenir Next"/>
+                <w:color w:val="1A1A1A"/>
+                <w:sz w:val="22"/>
+                <w:szCs w:val="20"/>
+              </w:rPr>
+              <w:t xml:space="preserve">Write 11</w:t>
+            </w:r>
+            <w:r>
+              <w:rPr>
+                <w:rFonts w:ascii="Avenir Next" w:hAnsi="Avenir Next" w:cs="Avenir Next" w:eastAsia="Avenir Next"/>
+                <w:color w:val="1A1A1A"/>
+                <w:sz w:val="22"/>
+                <w:szCs w:val="20"/>
+                <w:vertAlign w:val="superscript"/>
+              </w:rPr>
+              <w:t xml:space="preserve">3</w:t>
+            </w:r>
+            <w:r>
+              <w:rPr>
+                <w:rFonts w:ascii="Avenir Next" w:hAnsi="Avenir Next" w:cs="Avenir Next" w:eastAsia="Avenir Next"/>
+                <w:color w:val="1A1A1A"/>
+                <w:sz w:val="22"/>
+                <w:szCs w:val="20"/>
+              </w:rPr>
+              <w:t xml:space="preserve"> as a product of factors.</w:t>
             </w:r>
             <w:r>
               <w:rPr>
@@ -2319,7 +2360,7 @@
                 <w:sz w:val="20"/>
                 <w:szCs w:val="20"/>
               </w:rPr>
-              <w:tab/>
+              <w:t xml:space="preserve">  </w:t>
             </w:r>
             <w:r>
               <w:rPr>
@@ -2327,43 +2368,6 @@
                 <w:color w:val="1A1A1A"/>
                 <w:sz w:val="20"/>
                 <w:szCs w:val="20"/>
-              </w:rPr>
-              <w:t xml:space="preserve">Write 11</w:t>
-            </w:r>
-            <w:r>
-              <w:rPr>
-                <w:rFonts w:ascii="Avenir Next" w:hAnsi="Avenir Next" w:cs="Avenir Next" w:eastAsia="Avenir Next"/>
-                <w:color w:val="1A1A1A"/>
-                <w:sz w:val="20"/>
-                <w:szCs w:val="20"/>
-                <w:vertAlign w:val="superscript"/>
-              </w:rPr>
-              <w:t xml:space="preserve">3</w:t>
-            </w:r>
-            <w:r>
-              <w:rPr>
-                <w:rFonts w:ascii="Avenir Next" w:hAnsi="Avenir Next" w:cs="Avenir Next" w:eastAsia="Avenir Next"/>
-                <w:color w:val="1A1A1A"/>
-                <w:sz w:val="20"/>
-                <w:szCs w:val="20"/>
-              </w:rPr>
-              <w:t xml:space="preserve"> as a product of factors.</w:t>
-            </w:r>
-            <w:r>
-              <w:rPr>
-                <w:rFonts w:ascii="Avenir Next" w:hAnsi="Avenir Next" w:cs="Avenir Next" w:eastAsia="Avenir Next"/>
-                <w:color w:val="1A1A1A"/>
-                <w:sz w:val="20"/>
-                <w:szCs w:val="20"/>
-              </w:rPr>
-              <w:t xml:space="preserve">  </w:t>
-            </w:r>
-            <w:r>
-              <w:rPr>
-                <w:rFonts w:ascii="Avenir Next" w:hAnsi="Avenir Next" w:cs="Avenir Next" w:eastAsia="Avenir Next"/>
-                <w:color w:val="1A1A1A"/>
-                <w:sz w:val="20"/>
-                <w:szCs w:val="20"/>
                 <w:u w:val="single"/>
               </w:rPr>
               <w:t xml:space="preserve">                      </w:t>
@@ -2371,7 +2375,7 @@
           </w:p>
           <w:p>
             <w:pPr>
-              <w:spacing w:before="0" w:after="0" w:line="60" w:lineRule="auto"/>
+              <w:spacing w:before="0" w:after="0" w:line="50" w:lineRule="exact"/>
             </w:pPr>
           </w:p>
           <w:tbl>
@@ -2429,7 +2433,7 @@
           </w:tbl>
           <w:p>
             <w:pPr>
-              <w:spacing w:before="0" w:after="0" w:line="24" w:lineRule="auto"/>
+              <w:spacing w:before="0" w:after="0" w:line="50" w:lineRule="exact"/>
             </w:pPr>
           </w:p>
         </w:tc>
@@ -2437,12 +2441,12 @@
     </w:tbl>
     <w:p>
       <w:pPr>
-        <w:spacing w:before="0" w:after="0" w:line="20" w:lineRule="exact"/>
+        <w:spacing w:before="0" w:after="0" w:line="50" w:lineRule="exact"/>
       </w:pPr>
     </w:p>
     <w:p>
       <w:pPr>
-        <w:spacing w:before="0" w:after="0" w:line="20" w:lineRule="exact"/>
+        <w:spacing w:before="0" w:after="0" w:line="50" w:lineRule="exact"/>
       </w:pPr>
     </w:p>
     <w:tbl>
@@ -2492,18 +2496,18 @@
                 <w:rFonts w:ascii="Avenir Next" w:hAnsi="Avenir Next" w:cs="Avenir Next" w:eastAsia="Avenir Next"/>
                 <w:b/>
                 <w:color w:val="1A1A1A"/>
+                <w:sz w:val="22"/>
+                <w:szCs w:val="20"/>
+              </w:rPr>
+              <w:t xml:space="preserve">7.</w:t>
+            </w:r>
+            <w:r>
+              <w:rPr>
+                <w:rFonts w:ascii="Avenir Next" w:hAnsi="Avenir Next" w:cs="Avenir Next" w:eastAsia="Avenir Next"/>
+                <w:color w:val="1A1A1A"/>
                 <w:sz w:val="20"/>
                 <w:szCs w:val="20"/>
               </w:rPr>
-              <w:t xml:space="preserve">7.</w:t>
-            </w:r>
-            <w:r>
-              <w:rPr>
-                <w:rFonts w:ascii="Avenir Next" w:hAnsi="Avenir Next" w:cs="Avenir Next" w:eastAsia="Avenir Next"/>
-                <w:color w:val="1A1A1A"/>
-                <w:sz w:val="20"/>
-                <w:szCs w:val="20"/>
-              </w:rPr>
               <w:tab/>
             </w:r>
             <w:r>
@@ -2511,7 +2515,7 @@
                 <w:rFonts w:ascii="Avenir Next" w:hAnsi="Avenir Next" w:cs="Avenir Next" w:eastAsia="Avenir Next"/>
                 <w:b/>
                 <w:color w:val="1A1A1A"/>
-                <w:sz w:val="20"/>
+                <w:sz w:val="22"/>
                 <w:szCs w:val="20"/>
               </w:rPr>
               <w:t xml:space="preserve">Folding Paper.  </w:t>
@@ -2520,7 +2524,7 @@
               <w:rPr>
                 <w:rFonts w:ascii="Avenir Next" w:hAnsi="Avenir Next" w:cs="Avenir Next" w:eastAsia="Avenir Next"/>
                 <w:color w:val="1A1A1A"/>
-                <w:sz w:val="20"/>
+                <w:sz w:val="22"/>
                 <w:szCs w:val="20"/>
               </w:rPr>
               <w:t xml:space="preserve">Each time a sheet of paper is folded, the number of layers doubles. After 1 fold there are 2 layers.</w:t>
@@ -2540,25 +2544,25 @@
                 <w:rFonts w:ascii="Avenir Next" w:hAnsi="Avenir Next" w:cs="Avenir Next" w:eastAsia="Avenir Next"/>
                 <w:b/>
                 <w:color w:val="003A70"/>
+                <w:sz w:val="22"/>
+                <w:szCs w:val="20"/>
+              </w:rPr>
+              <w:t xml:space="preserve">a.</w:t>
+            </w:r>
+            <w:r>
+              <w:rPr>
+                <w:rFonts w:ascii="Avenir Next" w:hAnsi="Avenir Next" w:cs="Avenir Next" w:eastAsia="Avenir Next"/>
+                <w:color w:val="1A1A1A"/>
                 <w:sz w:val="20"/>
                 <w:szCs w:val="20"/>
               </w:rPr>
-              <w:t xml:space="preserve">a.</w:t>
-            </w:r>
-            <w:r>
-              <w:rPr>
-                <w:rFonts w:ascii="Avenir Next" w:hAnsi="Avenir Next" w:cs="Avenir Next" w:eastAsia="Avenir Next"/>
-                <w:color w:val="1A1A1A"/>
-                <w:sz w:val="20"/>
-                <w:szCs w:val="20"/>
-              </w:rPr>
               <w:tab/>
             </w:r>
             <w:r>
               <w:rPr>
                 <w:rFonts w:ascii="Avenir Next" w:hAnsi="Avenir Next" w:cs="Avenir Next" w:eastAsia="Avenir Next"/>
                 <w:color w:val="1A1A1A"/>
-                <w:sz w:val="20"/>
+                <w:sz w:val="22"/>
                 <w:szCs w:val="20"/>
               </w:rPr>
               <w:t xml:space="preserve">Write the number of layers after 5 folds as a power of 2.</w:t>
@@ -2597,10 +2601,28 @@
                 <w:rFonts w:ascii="Avenir Next" w:hAnsi="Avenir Next" w:cs="Avenir Next" w:eastAsia="Avenir Next"/>
                 <w:b/>
                 <w:color w:val="003A70"/>
+                <w:sz w:val="22"/>
+                <w:szCs w:val="20"/>
+              </w:rPr>
+              <w:t xml:space="preserve">b.</w:t>
+            </w:r>
+            <w:r>
+              <w:rPr>
+                <w:rFonts w:ascii="Avenir Next" w:hAnsi="Avenir Next" w:cs="Avenir Next" w:eastAsia="Avenir Next"/>
+                <w:color w:val="1A1A1A"/>
                 <w:sz w:val="20"/>
                 <w:szCs w:val="20"/>
               </w:rPr>
-              <w:t xml:space="preserve">b.</w:t>
+              <w:tab/>
+            </w:r>
+            <w:r>
+              <w:rPr>
+                <w:rFonts w:ascii="Avenir Next" w:hAnsi="Avenir Next" w:cs="Avenir Next" w:eastAsia="Avenir Next"/>
+                <w:color w:val="1A1A1A"/>
+                <w:sz w:val="22"/>
+                <w:szCs w:val="20"/>
+              </w:rPr>
+              <w:t xml:space="preserve">Find the number of layers after 5 folds.</w:t>
             </w:r>
             <w:r>
               <w:rPr>
@@ -2609,7 +2631,7 @@
                 <w:sz w:val="20"/>
                 <w:szCs w:val="20"/>
               </w:rPr>
-              <w:tab/>
+              <w:t xml:space="preserve">  </w:t>
             </w:r>
             <w:r>
               <w:rPr>
@@ -2617,24 +2639,6 @@
                 <w:color w:val="1A1A1A"/>
                 <w:sz w:val="20"/>
                 <w:szCs w:val="20"/>
-              </w:rPr>
-              <w:t xml:space="preserve">Find the number of layers after 5 folds.</w:t>
-            </w:r>
-            <w:r>
-              <w:rPr>
-                <w:rFonts w:ascii="Avenir Next" w:hAnsi="Avenir Next" w:cs="Avenir Next" w:eastAsia="Avenir Next"/>
-                <w:color w:val="1A1A1A"/>
-                <w:sz w:val="20"/>
-                <w:szCs w:val="20"/>
-              </w:rPr>
-              <w:t xml:space="preserve">  </w:t>
-            </w:r>
-            <w:r>
-              <w:rPr>
-                <w:rFonts w:ascii="Avenir Next" w:hAnsi="Avenir Next" w:cs="Avenir Next" w:eastAsia="Avenir Next"/>
-                <w:color w:val="1A1A1A"/>
-                <w:sz w:val="20"/>
-                <w:szCs w:val="20"/>
                 <w:u w:val="single"/>
               </w:rPr>
               <w:t xml:space="preserve">                </w:t>
@@ -2643,7 +2647,7 @@
               <w:rPr>
                 <w:rFonts w:ascii="Avenir Next" w:hAnsi="Avenir Next" w:cs="Avenir Next" w:eastAsia="Avenir Next"/>
                 <w:color w:val="1A1A1A"/>
-                <w:sz w:val="20"/>
+                <w:sz w:val="22"/>
                 <w:szCs w:val="20"/>
               </w:rPr>
               <w:t xml:space="preserve"> layers</w:t>
@@ -2663,25 +2667,25 @@
                 <w:rFonts w:ascii="Avenir Next" w:hAnsi="Avenir Next" w:cs="Avenir Next" w:eastAsia="Avenir Next"/>
                 <w:b/>
                 <w:color w:val="003A70"/>
+                <w:sz w:val="22"/>
+                <w:szCs w:val="20"/>
+              </w:rPr>
+              <w:t xml:space="preserve">c.</w:t>
+            </w:r>
+            <w:r>
+              <w:rPr>
+                <w:rFonts w:ascii="Avenir Next" w:hAnsi="Avenir Next" w:cs="Avenir Next" w:eastAsia="Avenir Next"/>
+                <w:color w:val="1A1A1A"/>
                 <w:sz w:val="20"/>
                 <w:szCs w:val="20"/>
               </w:rPr>
-              <w:t xml:space="preserve">c.</w:t>
-            </w:r>
-            <w:r>
-              <w:rPr>
-                <w:rFonts w:ascii="Avenir Next" w:hAnsi="Avenir Next" w:cs="Avenir Next" w:eastAsia="Avenir Next"/>
-                <w:color w:val="1A1A1A"/>
-                <w:sz w:val="20"/>
-                <w:szCs w:val="20"/>
-              </w:rPr>
               <w:tab/>
             </w:r>
             <w:r>
               <w:rPr>
                 <w:rFonts w:ascii="Avenir Next" w:hAnsi="Avenir Next" w:cs="Avenir Next" w:eastAsia="Avenir Next"/>
                 <w:color w:val="1A1A1A"/>
-                <w:sz w:val="20"/>
+                <w:sz w:val="22"/>
                 <w:szCs w:val="20"/>
               </w:rPr>
               <w:t xml:space="preserve">Explain how each new fold changes the power.</w:t>
@@ -2711,12 +2715,12 @@
     </w:tbl>
     <w:p>
       <w:pPr>
-        <w:spacing w:before="0" w:after="0" w:line="20" w:lineRule="exact"/>
+        <w:spacing w:before="0" w:after="0" w:line="50" w:lineRule="exact"/>
       </w:pPr>
     </w:p>
     <w:p>
       <w:pPr>
-        <w:spacing w:before="0" w:after="0" w:line="20" w:lineRule="exact"/>
+        <w:spacing w:before="0" w:after="0" w:line="50" w:lineRule="exact"/>
       </w:pPr>
     </w:p>
     <w:tbl>
@@ -2766,18 +2770,18 @@
                 <w:rFonts w:ascii="Avenir Next" w:hAnsi="Avenir Next" w:cs="Avenir Next" w:eastAsia="Avenir Next"/>
                 <w:b/>
                 <w:color w:val="1A1A1A"/>
+                <w:sz w:val="22"/>
+                <w:szCs w:val="20"/>
+              </w:rPr>
+              <w:t xml:space="preserve">8.</w:t>
+            </w:r>
+            <w:r>
+              <w:rPr>
+                <w:rFonts w:ascii="Avenir Next" w:hAnsi="Avenir Next" w:cs="Avenir Next" w:eastAsia="Avenir Next"/>
+                <w:color w:val="1A1A1A"/>
                 <w:sz w:val="20"/>
                 <w:szCs w:val="20"/>
               </w:rPr>
-              <w:t xml:space="preserve">8.</w:t>
-            </w:r>
-            <w:r>
-              <w:rPr>
-                <w:rFonts w:ascii="Avenir Next" w:hAnsi="Avenir Next" w:cs="Avenir Next" w:eastAsia="Avenir Next"/>
-                <w:color w:val="1A1A1A"/>
-                <w:sz w:val="20"/>
-                <w:szCs w:val="20"/>
-              </w:rPr>
               <w:tab/>
             </w:r>
             <w:r>
@@ -2785,7 +2789,7 @@
                 <w:rFonts w:ascii="Avenir Next" w:hAnsi="Avenir Next" w:cs="Avenir Next" w:eastAsia="Avenir Next"/>
                 <w:b/>
                 <w:color w:val="1A1A1A"/>
-                <w:sz w:val="20"/>
+                <w:sz w:val="22"/>
                 <w:szCs w:val="20"/>
               </w:rPr>
               <w:t xml:space="preserve">Swapped Numbers.  </w:t>
@@ -2794,7 +2798,7 @@
               <w:rPr>
                 <w:rFonts w:ascii="Avenir Next" w:hAnsi="Avenir Next" w:cs="Avenir Next" w:eastAsia="Avenir Next"/>
                 <w:color w:val="1A1A1A"/>
-                <w:sz w:val="20"/>
+                <w:sz w:val="22"/>
                 <w:szCs w:val="20"/>
               </w:rPr>
               <w:t xml:space="preserve">Compare 4</w:t>
@@ -2803,7 +2807,7 @@
               <w:rPr>
                 <w:rFonts w:ascii="Avenir Next" w:hAnsi="Avenir Next" w:cs="Avenir Next" w:eastAsia="Avenir Next"/>
                 <w:color w:val="1A1A1A"/>
-                <w:sz w:val="20"/>
+                <w:sz w:val="22"/>
                 <w:szCs w:val="20"/>
                 <w:vertAlign w:val="superscript"/>
               </w:rPr>
@@ -2813,7 +2817,7 @@
               <w:rPr>
                 <w:rFonts w:ascii="Avenir Next" w:hAnsi="Avenir Next" w:cs="Avenir Next" w:eastAsia="Avenir Next"/>
                 <w:color w:val="1A1A1A"/>
-                <w:sz w:val="20"/>
+                <w:sz w:val="22"/>
                 <w:szCs w:val="20"/>
               </w:rPr>
               <w:t xml:space="preserve"> and 3</w:t>
@@ -2822,7 +2826,7 @@
               <w:rPr>
                 <w:rFonts w:ascii="Avenir Next" w:hAnsi="Avenir Next" w:cs="Avenir Next" w:eastAsia="Avenir Next"/>
                 <w:color w:val="1A1A1A"/>
-                <w:sz w:val="20"/>
+                <w:sz w:val="22"/>
                 <w:szCs w:val="20"/>
                 <w:vertAlign w:val="superscript"/>
               </w:rPr>
@@ -2832,7 +2836,7 @@
               <w:rPr>
                 <w:rFonts w:ascii="Avenir Next" w:hAnsi="Avenir Next" w:cs="Avenir Next" w:eastAsia="Avenir Next"/>
                 <w:color w:val="1A1A1A"/>
-                <w:sz w:val="20"/>
+                <w:sz w:val="22"/>
                 <w:szCs w:val="20"/>
               </w:rPr>
               <w:t xml:space="preserve">.</w:t>
@@ -2852,25 +2856,25 @@
                 <w:rFonts w:ascii="Avenir Next" w:hAnsi="Avenir Next" w:cs="Avenir Next" w:eastAsia="Avenir Next"/>
                 <w:b/>
                 <w:color w:val="003A70"/>
+                <w:sz w:val="22"/>
+                <w:szCs w:val="20"/>
+              </w:rPr>
+              <w:t xml:space="preserve">a.</w:t>
+            </w:r>
+            <w:r>
+              <w:rPr>
+                <w:rFonts w:ascii="Avenir Next" w:hAnsi="Avenir Next" w:cs="Avenir Next" w:eastAsia="Avenir Next"/>
+                <w:color w:val="1A1A1A"/>
                 <w:sz w:val="20"/>
                 <w:szCs w:val="20"/>
               </w:rPr>
-              <w:t xml:space="preserve">a.</w:t>
-            </w:r>
-            <w:r>
-              <w:rPr>
-                <w:rFonts w:ascii="Avenir Next" w:hAnsi="Avenir Next" w:cs="Avenir Next" w:eastAsia="Avenir Next"/>
-                <w:color w:val="1A1A1A"/>
-                <w:sz w:val="20"/>
-                <w:szCs w:val="20"/>
-              </w:rPr>
               <w:tab/>
             </w:r>
             <w:r>
               <w:rPr>
                 <w:rFonts w:ascii="Avenir Next" w:hAnsi="Avenir Next" w:cs="Avenir Next" w:eastAsia="Avenir Next"/>
                 <w:color w:val="1A1A1A"/>
-                <w:sz w:val="20"/>
+                <w:sz w:val="22"/>
                 <w:szCs w:val="20"/>
               </w:rPr>
               <w:t xml:space="preserve">Write each power in expanded form.</w:t>
@@ -2909,25 +2913,25 @@
                 <w:rFonts w:ascii="Avenir Next" w:hAnsi="Avenir Next" w:cs="Avenir Next" w:eastAsia="Avenir Next"/>
                 <w:b/>
                 <w:color w:val="003A70"/>
+                <w:sz w:val="22"/>
+                <w:szCs w:val="20"/>
+              </w:rPr>
+              <w:t xml:space="preserve">b.</w:t>
+            </w:r>
+            <w:r>
+              <w:rPr>
+                <w:rFonts w:ascii="Avenir Next" w:hAnsi="Avenir Next" w:cs="Avenir Next" w:eastAsia="Avenir Next"/>
+                <w:color w:val="1A1A1A"/>
                 <w:sz w:val="20"/>
                 <w:szCs w:val="20"/>
               </w:rPr>
-              <w:t xml:space="preserve">b.</w:t>
-            </w:r>
-            <w:r>
-              <w:rPr>
-                <w:rFonts w:ascii="Avenir Next" w:hAnsi="Avenir Next" w:cs="Avenir Next" w:eastAsia="Avenir Next"/>
-                <w:color w:val="1A1A1A"/>
-                <w:sz w:val="20"/>
-                <w:szCs w:val="20"/>
-              </w:rPr>
               <w:tab/>
             </w:r>
             <w:r>
               <w:rPr>
                 <w:rFonts w:ascii="Avenir Next" w:hAnsi="Avenir Next" w:cs="Avenir Next" w:eastAsia="Avenir Next"/>
                 <w:color w:val="1A1A1A"/>
-                <w:sz w:val="20"/>
+                <w:sz w:val="22"/>
                 <w:szCs w:val="20"/>
               </w:rPr>
               <w:t xml:space="preserve">Which power has more factors?</w:t>
@@ -2957,11 +2961,12 @@
     </w:tbl>
     <w:p>
       <w:pPr>
-        <w:spacing w:before="0" w:after="0" w:line="20" w:lineRule="exact"/>
+        <w:spacing w:before="0" w:after="0" w:line="50" w:lineRule="exact"/>
       </w:pPr>
     </w:p>
     <w:p>
       <w:pPr>
+        <w:pStyle w:val="Heading2"/>
         <w:keepNext/>
         <w:pBdr>
           <w:bottom w:val="single" w:sz="8" w:space="3" w:color="003A70"/>
@@ -2977,7 +2982,7 @@
           <w:b/>
           <w:color w:val="003A70"/>
           <w:spacing w:val="14"/>
-          <w:sz w:val="19"/>
+          <w:sz w:val="22"/>
           <w:szCs w:val="19"/>
         </w:rPr>
         <w:t xml:space="preserve">FIND THE ERROR</w:t>
@@ -2996,7 +3001,7 @@
           <w:rFonts w:ascii="Avenir Next" w:hAnsi="Avenir Next" w:cs="Avenir Next" w:eastAsia="Avenir Next"/>
           <w:i/>
           <w:color w:val="5A5F66"/>
-          <w:sz w:val="17"/>
+          <w:sz w:val="22"/>
           <w:szCs w:val="17"/>
         </w:rPr>
         <w:t xml:space="preserve">explain the mistake, then fix it</w:t>
@@ -3004,7 +3009,7 @@
     </w:p>
     <w:p>
       <w:pPr>
-        <w:spacing w:before="0" w:after="0" w:line="20" w:lineRule="exact"/>
+        <w:spacing w:before="0" w:after="0" w:line="50" w:lineRule="exact"/>
       </w:pPr>
     </w:p>
     <w:tbl>
@@ -3054,18 +3059,18 @@
                 <w:rFonts w:ascii="Avenir Next" w:hAnsi="Avenir Next" w:cs="Avenir Next" w:eastAsia="Avenir Next"/>
                 <w:b/>
                 <w:color w:val="1A1A1A"/>
+                <w:sz w:val="22"/>
+                <w:szCs w:val="20"/>
+              </w:rPr>
+              <w:t xml:space="preserve">9.</w:t>
+            </w:r>
+            <w:r>
+              <w:rPr>
+                <w:rFonts w:ascii="Avenir Next" w:hAnsi="Avenir Next" w:cs="Avenir Next" w:eastAsia="Avenir Next"/>
+                <w:color w:val="1A1A1A"/>
                 <w:sz w:val="20"/>
                 <w:szCs w:val="20"/>
               </w:rPr>
-              <w:t xml:space="preserve">9.</w:t>
-            </w:r>
-            <w:r>
-              <w:rPr>
-                <w:rFonts w:ascii="Avenir Next" w:hAnsi="Avenir Next" w:cs="Avenir Next" w:eastAsia="Avenir Next"/>
-                <w:color w:val="1A1A1A"/>
-                <w:sz w:val="20"/>
-                <w:szCs w:val="20"/>
-              </w:rPr>
               <w:tab/>
             </w:r>
             <w:r>
@@ -3073,7 +3078,7 @@
                 <w:rFonts w:ascii="Avenir Next" w:hAnsi="Avenir Next" w:cs="Avenir Next" w:eastAsia="Avenir Next"/>
                 <w:b/>
                 <w:color w:val="1A1A1A"/>
-                <w:sz w:val="20"/>
+                <w:sz w:val="22"/>
                 <w:szCs w:val="20"/>
               </w:rPr>
               <w:t xml:space="preserve">Kayla’s Work.  </w:t>
@@ -3082,7 +3087,7 @@
               <w:rPr>
                 <w:rFonts w:ascii="Avenir Next" w:hAnsi="Avenir Next" w:cs="Avenir Next" w:eastAsia="Avenir Next"/>
                 <w:color w:val="1A1A1A"/>
-                <w:sz w:val="20"/>
+                <w:sz w:val="22"/>
                 <w:szCs w:val="20"/>
               </w:rPr>
               <w:t xml:space="preserve">Kayla read the power 12</w:t>
@@ -3091,7 +3096,7 @@
               <w:rPr>
                 <w:rFonts w:ascii="Avenir Next" w:hAnsi="Avenir Next" w:cs="Avenir Next" w:eastAsia="Avenir Next"/>
                 <w:color w:val="1A1A1A"/>
-                <w:sz w:val="20"/>
+                <w:sz w:val="22"/>
                 <w:szCs w:val="20"/>
                 <w:vertAlign w:val="superscript"/>
               </w:rPr>
@@ -3101,7 +3106,7 @@
               <w:rPr>
                 <w:rFonts w:ascii="Avenir Next" w:hAnsi="Avenir Next" w:cs="Avenir Next" w:eastAsia="Avenir Next"/>
                 <w:color w:val="1A1A1A"/>
-                <w:sz w:val="20"/>
+                <w:sz w:val="22"/>
                 <w:szCs w:val="20"/>
               </w:rPr>
               <w:t xml:space="preserve"> and wrote: “12 × 4 = 48, so 12</w:t>
@@ -3110,7 +3115,7 @@
               <w:rPr>
                 <w:rFonts w:ascii="Avenir Next" w:hAnsi="Avenir Next" w:cs="Avenir Next" w:eastAsia="Avenir Next"/>
                 <w:color w:val="1A1A1A"/>
-                <w:sz w:val="20"/>
+                <w:sz w:val="22"/>
                 <w:szCs w:val="20"/>
                 <w:vertAlign w:val="superscript"/>
               </w:rPr>
@@ -3120,7 +3125,7 @@
               <w:rPr>
                 <w:rFonts w:ascii="Avenir Next" w:hAnsi="Avenir Next" w:cs="Avenir Next" w:eastAsia="Avenir Next"/>
                 <w:color w:val="1A1A1A"/>
-                <w:sz w:val="20"/>
+                <w:sz w:val="22"/>
                 <w:szCs w:val="20"/>
               </w:rPr>
               <w:t xml:space="preserve"> equals 48.” Explain her mistake. Then write 12</w:t>
@@ -3129,7 +3134,7 @@
               <w:rPr>
                 <w:rFonts w:ascii="Avenir Next" w:hAnsi="Avenir Next" w:cs="Avenir Next" w:eastAsia="Avenir Next"/>
                 <w:color w:val="1A1A1A"/>
-                <w:sz w:val="20"/>
+                <w:sz w:val="22"/>
                 <w:szCs w:val="20"/>
                 <w:vertAlign w:val="superscript"/>
               </w:rPr>
@@ -3139,7 +3144,7 @@
               <w:rPr>
                 <w:rFonts w:ascii="Avenir Next" w:hAnsi="Avenir Next" w:cs="Avenir Next" w:eastAsia="Avenir Next"/>
                 <w:color w:val="1A1A1A"/>
-                <w:sz w:val="20"/>
+                <w:sz w:val="22"/>
                 <w:szCs w:val="20"/>
               </w:rPr>
               <w:t xml:space="preserve"> correctly as a product.</w:t>
@@ -3185,7 +3190,7 @@
                 </w:tcPr>
                 <w:p>
                   <w:pPr>
-                    <w:spacing w:before="0" w:after="0" w:line="240" w:lineRule="auto"/>
+                    <w:spacing w:before="0" w:after="0" w:line="50" w:lineRule="exact"/>
                   </w:pPr>
                 </w:p>
               </w:tc>
@@ -3205,7 +3210,7 @@
                 </w:tcPr>
                 <w:p>
                   <w:pPr>
-                    <w:spacing w:before="0" w:after="0" w:line="240" w:lineRule="auto"/>
+                    <w:spacing w:before="0" w:after="0" w:line="50" w:lineRule="exact"/>
                   </w:pPr>
                 </w:p>
               </w:tc>
@@ -3225,7 +3230,7 @@
                 </w:tcPr>
                 <w:p>
                   <w:pPr>
-                    <w:spacing w:before="0" w:after="0" w:line="240" w:lineRule="auto"/>
+                    <w:spacing w:before="0" w:after="0" w:line="50" w:lineRule="exact"/>
                   </w:pPr>
                 </w:p>
               </w:tc>
@@ -3233,7 +3238,7 @@
           </w:tbl>
           <w:p>
             <w:pPr>
-              <w:spacing w:before="0" w:after="0" w:line="24" w:lineRule="auto"/>
+              <w:spacing w:before="0" w:after="0" w:line="50" w:lineRule="exact"/>
             </w:pPr>
           </w:p>
         </w:tc>
@@ -3241,11 +3246,12 @@
     </w:tbl>
     <w:p>
       <w:pPr>
-        <w:spacing w:before="0" w:after="0" w:line="20" w:lineRule="exact"/>
+        <w:spacing w:before="0" w:after="0" w:line="50" w:lineRule="exact"/>
       </w:pPr>
     </w:p>
     <w:p>
       <w:pPr>
+        <w:pStyle w:val="Heading2"/>
         <w:keepNext/>
         <w:pBdr>
           <w:bottom w:val="single" w:sz="8" w:space="3" w:color="003A70"/>
@@ -3261,7 +3267,7 @@
           <w:b/>
           <w:color w:val="003A70"/>
           <w:spacing w:val="14"/>
-          <w:sz w:val="19"/>
+          <w:sz w:val="22"/>
           <w:szCs w:val="19"/>
         </w:rPr>
         <w:t xml:space="preserve">TEST PRACTICE</w:t>
@@ -3280,7 +3286,7 @@
           <w:rFonts w:ascii="Avenir Next" w:hAnsi="Avenir Next" w:cs="Avenir Next" w:eastAsia="Avenir Next"/>
           <w:i/>
           <w:color w:val="5A5F66"/>
-          <w:sz w:val="17"/>
+          <w:sz w:val="22"/>
           <w:szCs w:val="17"/>
         </w:rPr>
         <w:t xml:space="preserve">choose the best answer</w:t>
@@ -3288,7 +3294,7 @@
     </w:p>
     <w:p>
       <w:pPr>
-        <w:spacing w:before="0" w:after="0" w:line="20" w:lineRule="exact"/>
+        <w:spacing w:before="0" w:after="0" w:line="50" w:lineRule="exact"/>
       </w:pPr>
     </w:p>
     <w:tbl>
@@ -3338,25 +3344,25 @@
                 <w:rFonts w:ascii="Avenir Next" w:hAnsi="Avenir Next" w:cs="Avenir Next" w:eastAsia="Avenir Next"/>
                 <w:b/>
                 <w:color w:val="1A1A1A"/>
+                <w:sz w:val="22"/>
+                <w:szCs w:val="20"/>
+              </w:rPr>
+              <w:t xml:space="preserve">10.</w:t>
+            </w:r>
+            <w:r>
+              <w:rPr>
+                <w:rFonts w:ascii="Avenir Next" w:hAnsi="Avenir Next" w:cs="Avenir Next" w:eastAsia="Avenir Next"/>
+                <w:color w:val="1A1A1A"/>
                 <w:sz w:val="20"/>
                 <w:szCs w:val="20"/>
               </w:rPr>
-              <w:t xml:space="preserve">10.</w:t>
-            </w:r>
-            <w:r>
-              <w:rPr>
-                <w:rFonts w:ascii="Avenir Next" w:hAnsi="Avenir Next" w:cs="Avenir Next" w:eastAsia="Avenir Next"/>
-                <w:color w:val="1A1A1A"/>
-                <w:sz w:val="20"/>
-                <w:szCs w:val="20"/>
-              </w:rPr>
               <w:tab/>
             </w:r>
             <w:r>
               <w:rPr>
                 <w:rFonts w:ascii="Avenir Next" w:hAnsi="Avenir Next" w:cs="Avenir Next" w:eastAsia="Avenir Next"/>
                 <w:color w:val="1A1A1A"/>
-                <w:sz w:val="20"/>
+                <w:sz w:val="22"/>
                 <w:szCs w:val="20"/>
               </w:rPr>
               <w:t xml:space="preserve">3 × 3 × 3 × 3 × 3 written as a power is —</w:t>
@@ -3412,7 +3418,7 @@
                       <w:rFonts w:ascii="Avenir Next" w:hAnsi="Avenir Next" w:cs="Avenir Next" w:eastAsia="Avenir Next"/>
                       <w:b/>
                       <w:color w:val="003A70"/>
-                      <w:sz w:val="19"/>
+                      <w:sz w:val="22"/>
                       <w:szCs w:val="19"/>
                     </w:rPr>
                     <w:t xml:space="preserve">A</w:t>
@@ -3430,7 +3436,7 @@
                     <w:rPr>
                       <w:rFonts w:ascii="Avenir Next" w:hAnsi="Avenir Next" w:cs="Avenir Next" w:eastAsia="Avenir Next"/>
                       <w:color w:val="1A1A1A"/>
-                      <w:sz w:val="19"/>
+                      <w:sz w:val="22"/>
                       <w:szCs w:val="19"/>
                     </w:rPr>
                     <w:t xml:space="preserve">5</w:t>
@@ -3439,7 +3445,7 @@
                     <w:rPr>
                       <w:rFonts w:ascii="Avenir Next" w:hAnsi="Avenir Next" w:cs="Avenir Next" w:eastAsia="Avenir Next"/>
                       <w:color w:val="1A1A1A"/>
-                      <w:sz w:val="19"/>
+                      <w:sz w:val="22"/>
                       <w:szCs w:val="19"/>
                       <w:vertAlign w:val="superscript"/>
                     </w:rPr>
@@ -3465,7 +3471,7 @@
                       <w:rFonts w:ascii="Avenir Next" w:hAnsi="Avenir Next" w:cs="Avenir Next" w:eastAsia="Avenir Next"/>
                       <w:b/>
                       <w:color w:val="003A70"/>
-                      <w:sz w:val="19"/>
+                      <w:sz w:val="22"/>
                       <w:szCs w:val="19"/>
                     </w:rPr>
                     <w:t xml:space="preserve">B</w:t>
@@ -3483,7 +3489,7 @@
                     <w:rPr>
                       <w:rFonts w:ascii="Avenir Next" w:hAnsi="Avenir Next" w:cs="Avenir Next" w:eastAsia="Avenir Next"/>
                       <w:color w:val="1A1A1A"/>
-                      <w:sz w:val="19"/>
+                      <w:sz w:val="22"/>
                       <w:szCs w:val="19"/>
                     </w:rPr>
                     <w:t xml:space="preserve">3</w:t>
@@ -3492,7 +3498,7 @@
                     <w:rPr>
                       <w:rFonts w:ascii="Avenir Next" w:hAnsi="Avenir Next" w:cs="Avenir Next" w:eastAsia="Avenir Next"/>
                       <w:color w:val="1A1A1A"/>
-                      <w:sz w:val="19"/>
+                      <w:sz w:val="22"/>
                       <w:szCs w:val="19"/>
                       <w:vertAlign w:val="superscript"/>
                     </w:rPr>
@@ -3518,7 +3524,7 @@
                       <w:rFonts w:ascii="Avenir Next" w:hAnsi="Avenir Next" w:cs="Avenir Next" w:eastAsia="Avenir Next"/>
                       <w:b/>
                       <w:color w:val="003A70"/>
-                      <w:sz w:val="19"/>
+                      <w:sz w:val="22"/>
                       <w:szCs w:val="19"/>
                     </w:rPr>
                     <w:t xml:space="preserve">C</w:t>
@@ -3536,7 +3542,7 @@
                     <w:rPr>
                       <w:rFonts w:ascii="Avenir Next" w:hAnsi="Avenir Next" w:cs="Avenir Next" w:eastAsia="Avenir Next"/>
                       <w:color w:val="1A1A1A"/>
-                      <w:sz w:val="19"/>
+                      <w:sz w:val="22"/>
                       <w:szCs w:val="19"/>
                     </w:rPr>
                     <w:t xml:space="preserve">3 × 5</w:t>
@@ -3561,7 +3567,7 @@
                       <w:rFonts w:ascii="Avenir Next" w:hAnsi="Avenir Next" w:cs="Avenir Next" w:eastAsia="Avenir Next"/>
                       <w:b/>
                       <w:color w:val="003A70"/>
-                      <w:sz w:val="19"/>
+                      <w:sz w:val="22"/>
                       <w:szCs w:val="19"/>
                     </w:rPr>
                     <w:t xml:space="preserve">D</w:t>
@@ -3579,7 +3585,7 @@
                     <w:rPr>
                       <w:rFonts w:ascii="Avenir Next" w:hAnsi="Avenir Next" w:cs="Avenir Next" w:eastAsia="Avenir Next"/>
                       <w:color w:val="1A1A1A"/>
-                      <w:sz w:val="19"/>
+                      <w:sz w:val="22"/>
                       <w:szCs w:val="19"/>
                     </w:rPr>
                     <w:t xml:space="preserve">15</w:t>
@@ -3590,7 +3596,7 @@
           </w:tbl>
           <w:p>
             <w:pPr>
-              <w:spacing w:before="0" w:after="0" w:line="24" w:lineRule="auto"/>
+              <w:spacing w:before="0" w:after="0" w:line="50" w:lineRule="exact"/>
             </w:pPr>
           </w:p>
         </w:tc>
@@ -3598,12 +3604,12 @@
     </w:tbl>
     <w:p>
       <w:pPr>
-        <w:spacing w:before="0" w:after="0" w:line="20" w:lineRule="exact"/>
+        <w:spacing w:before="0" w:after="0" w:line="50" w:lineRule="exact"/>
       </w:pPr>
     </w:p>
     <w:p>
       <w:pPr>
-        <w:spacing w:before="0" w:after="0" w:line="20" w:lineRule="exact"/>
+        <w:spacing w:before="0" w:after="0" w:line="50" w:lineRule="exact"/>
       </w:pPr>
     </w:p>
     <w:tbl>
@@ -3653,25 +3659,25 @@
                 <w:rFonts w:ascii="Avenir Next" w:hAnsi="Avenir Next" w:cs="Avenir Next" w:eastAsia="Avenir Next"/>
                 <w:b/>
                 <w:color w:val="1A1A1A"/>
+                <w:sz w:val="22"/>
+                <w:szCs w:val="20"/>
+              </w:rPr>
+              <w:t xml:space="preserve">11.</w:t>
+            </w:r>
+            <w:r>
+              <w:rPr>
+                <w:rFonts w:ascii="Avenir Next" w:hAnsi="Avenir Next" w:cs="Avenir Next" w:eastAsia="Avenir Next"/>
+                <w:color w:val="1A1A1A"/>
                 <w:sz w:val="20"/>
                 <w:szCs w:val="20"/>
               </w:rPr>
-              <w:t xml:space="preserve">11.</w:t>
-            </w:r>
-            <w:r>
-              <w:rPr>
-                <w:rFonts w:ascii="Avenir Next" w:hAnsi="Avenir Next" w:cs="Avenir Next" w:eastAsia="Avenir Next"/>
-                <w:color w:val="1A1A1A"/>
-                <w:sz w:val="20"/>
-                <w:szCs w:val="20"/>
-              </w:rPr>
               <w:tab/>
             </w:r>
             <w:r>
               <w:rPr>
                 <w:rFonts w:ascii="Avenir Next" w:hAnsi="Avenir Next" w:cs="Avenir Next" w:eastAsia="Avenir Next"/>
                 <w:color w:val="1A1A1A"/>
-                <w:sz w:val="20"/>
+                <w:sz w:val="22"/>
                 <w:szCs w:val="20"/>
               </w:rPr>
               <w:t xml:space="preserve">In 6</w:t>
@@ -3680,7 +3686,7 @@
               <w:rPr>
                 <w:rFonts w:ascii="Avenir Next" w:hAnsi="Avenir Next" w:cs="Avenir Next" w:eastAsia="Avenir Next"/>
                 <w:color w:val="1A1A1A"/>
-                <w:sz w:val="20"/>
+                <w:sz w:val="22"/>
                 <w:szCs w:val="20"/>
                 <w:vertAlign w:val="superscript"/>
               </w:rPr>
@@ -3690,7 +3696,7 @@
               <w:rPr>
                 <w:rFonts w:ascii="Avenir Next" w:hAnsi="Avenir Next" w:cs="Avenir Next" w:eastAsia="Avenir Next"/>
                 <w:color w:val="1A1A1A"/>
-                <w:sz w:val="20"/>
+                <w:sz w:val="22"/>
                 <w:szCs w:val="20"/>
               </w:rPr>
               <w:t xml:space="preserve">, the base is —</w:t>
@@ -3746,7 +3752,7 @@
                       <w:rFonts w:ascii="Avenir Next" w:hAnsi="Avenir Next" w:cs="Avenir Next" w:eastAsia="Avenir Next"/>
                       <w:b/>
                       <w:color w:val="003A70"/>
-                      <w:sz w:val="19"/>
+                      <w:sz w:val="22"/>
                       <w:szCs w:val="19"/>
                     </w:rPr>
                     <w:t xml:space="preserve">A</w:t>
@@ -3764,7 +3770,7 @@
                     <w:rPr>
                       <w:rFonts w:ascii="Avenir Next" w:hAnsi="Avenir Next" w:cs="Avenir Next" w:eastAsia="Avenir Next"/>
                       <w:color w:val="1A1A1A"/>
-                      <w:sz w:val="19"/>
+                      <w:sz w:val="22"/>
                       <w:szCs w:val="19"/>
                     </w:rPr>
                     <w:t xml:space="preserve">6</w:t>
@@ -3789,7 +3795,7 @@
                       <w:rFonts w:ascii="Avenir Next" w:hAnsi="Avenir Next" w:cs="Avenir Next" w:eastAsia="Avenir Next"/>
                       <w:b/>
                       <w:color w:val="003A70"/>
-                      <w:sz w:val="19"/>
+                      <w:sz w:val="22"/>
                       <w:szCs w:val="19"/>
                     </w:rPr>
                     <w:t xml:space="preserve">B</w:t>
@@ -3807,7 +3813,7 @@
                     <w:rPr>
                       <w:rFonts w:ascii="Avenir Next" w:hAnsi="Avenir Next" w:cs="Avenir Next" w:eastAsia="Avenir Next"/>
                       <w:color w:val="1A1A1A"/>
-                      <w:sz w:val="19"/>
+                      <w:sz w:val="22"/>
                       <w:szCs w:val="19"/>
                     </w:rPr>
                     <w:t xml:space="preserve">4</w:t>
@@ -3832,7 +3838,7 @@
                       <w:rFonts w:ascii="Avenir Next" w:hAnsi="Avenir Next" w:cs="Avenir Next" w:eastAsia="Avenir Next"/>
                       <w:b/>
                       <w:color w:val="003A70"/>
-                      <w:sz w:val="19"/>
+                      <w:sz w:val="22"/>
                       <w:szCs w:val="19"/>
                     </w:rPr>
                     <w:t xml:space="preserve">C</w:t>
@@ -3850,7 +3856,7 @@
                     <w:rPr>
                       <w:rFonts w:ascii="Avenir Next" w:hAnsi="Avenir Next" w:cs="Avenir Next" w:eastAsia="Avenir Next"/>
                       <w:color w:val="1A1A1A"/>
-                      <w:sz w:val="19"/>
+                      <w:sz w:val="22"/>
                       <w:szCs w:val="19"/>
                     </w:rPr>
                     <w:t xml:space="preserve">24</w:t>
@@ -3875,7 +3881,7 @@
                       <w:rFonts w:ascii="Avenir Next" w:hAnsi="Avenir Next" w:cs="Avenir Next" w:eastAsia="Avenir Next"/>
                       <w:b/>
                       <w:color w:val="003A70"/>
-                      <w:sz w:val="19"/>
+                      <w:sz w:val="22"/>
                       <w:szCs w:val="19"/>
                     </w:rPr>
                     <w:t xml:space="preserve">D</w:t>
@@ -3893,7 +3899,7 @@
                     <w:rPr>
                       <w:rFonts w:ascii="Avenir Next" w:hAnsi="Avenir Next" w:cs="Avenir Next" w:eastAsia="Avenir Next"/>
                       <w:color w:val="1A1A1A"/>
-                      <w:sz w:val="19"/>
+                      <w:sz w:val="22"/>
                       <w:szCs w:val="19"/>
                     </w:rPr>
                     <w:t xml:space="preserve">10</w:t>
@@ -3904,7 +3910,7 @@
           </w:tbl>
           <w:p>
             <w:pPr>
-              <w:spacing w:before="0" w:after="0" w:line="24" w:lineRule="auto"/>
+              <w:spacing w:before="0" w:after="0" w:line="50" w:lineRule="exact"/>
             </w:pPr>
           </w:p>
         </w:tc>
@@ -3912,11 +3918,12 @@
     </w:tbl>
     <w:p>
       <w:pPr>
-        <w:spacing w:before="0" w:after="0" w:line="20" w:lineRule="exact"/>
+        <w:spacing w:before="0" w:after="0" w:line="50" w:lineRule="exact"/>
       </w:pPr>
     </w:p>
     <w:p>
       <w:pPr>
+        <w:pStyle w:val="Heading2"/>
         <w:keepNext/>
         <w:pBdr>
           <w:bottom w:val="single" w:sz="8" w:space="3" w:color="003A70"/>
@@ -3932,7 +3939,7 @@
           <w:b/>
           <w:color w:val="003A70"/>
           <w:spacing w:val="14"/>
-          <w:sz w:val="19"/>
+          <w:sz w:val="22"/>
           <w:szCs w:val="19"/>
         </w:rPr>
         <w:t xml:space="preserve">SELF-CHECK CODE</w:t>
@@ -3951,7 +3958,7 @@
           <w:rFonts w:ascii="Avenir Next" w:hAnsi="Avenir Next" w:cs="Avenir Next" w:eastAsia="Avenir Next"/>
           <w:i/>
           <w:color w:val="5A5F66"/>
-          <w:sz w:val="17"/>
+          <w:sz w:val="22"/>
           <w:szCs w:val="17"/>
         </w:rPr>
         <w:t xml:space="preserve">find your answer · copy its letter into that problem’s box · spell a math word</w:t>
@@ -4010,7 +4017,7 @@
                 <w:rFonts w:ascii="Avenir Next" w:hAnsi="Avenir Next" w:cs="Avenir Next" w:eastAsia="Avenir Next"/>
                 <w:b/>
                 <w:color w:val="1A1A1A"/>
-                <w:sz w:val="18"/>
+                <w:sz w:val="22"/>
                 <w:szCs w:val="18"/>
               </w:rPr>
               <w:t xml:space="preserve">10</w:t>
@@ -4026,7 +4033,7 @@
                 <w:rFonts w:ascii="Avenir Next" w:hAnsi="Avenir Next" w:cs="Avenir Next" w:eastAsia="Avenir Next"/>
                 <w:b/>
                 <w:color w:val="003A70"/>
-                <w:sz w:val="18"/>
+                <w:sz w:val="22"/>
                 <w:szCs w:val="18"/>
               </w:rPr>
               <w:t xml:space="preserve">Z</w:t>
@@ -4049,7 +4056,7 @@
                 <w:rFonts w:ascii="Avenir Next" w:hAnsi="Avenir Next" w:cs="Avenir Next" w:eastAsia="Avenir Next"/>
                 <w:b/>
                 <w:color w:val="1A1A1A"/>
-                <w:sz w:val="18"/>
+                <w:sz w:val="22"/>
                 <w:szCs w:val="18"/>
               </w:rPr>
               <w:t xml:space="preserve">2</w:t>
@@ -4059,7 +4066,7 @@
                 <w:rFonts w:ascii="Avenir Next" w:hAnsi="Avenir Next" w:cs="Avenir Next" w:eastAsia="Avenir Next"/>
                 <w:b/>
                 <w:color w:val="1A1A1A"/>
-                <w:sz w:val="18"/>
+                <w:sz w:val="22"/>
                 <w:szCs w:val="18"/>
                 <w:vertAlign w:val="superscript"/>
               </w:rPr>
@@ -4076,7 +4083,7 @@
                 <w:rFonts w:ascii="Avenir Next" w:hAnsi="Avenir Next" w:cs="Avenir Next" w:eastAsia="Avenir Next"/>
                 <w:b/>
                 <w:color w:val="003A70"/>
-                <w:sz w:val="18"/>
+                <w:sz w:val="22"/>
                 <w:szCs w:val="18"/>
               </w:rPr>
               <w:t xml:space="preserve">E</w:t>
@@ -4099,7 +4106,7 @@
                 <w:rFonts w:ascii="Avenir Next" w:hAnsi="Avenir Next" w:cs="Avenir Next" w:eastAsia="Avenir Next"/>
                 <w:b/>
                 <w:color w:val="1A1A1A"/>
-                <w:sz w:val="18"/>
+                <w:sz w:val="22"/>
                 <w:szCs w:val="18"/>
               </w:rPr>
               <w:t xml:space="preserve">3</w:t>
@@ -4109,7 +4116,7 @@
                 <w:rFonts w:ascii="Avenir Next" w:hAnsi="Avenir Next" w:cs="Avenir Next" w:eastAsia="Avenir Next"/>
                 <w:b/>
                 <w:color w:val="1A1A1A"/>
-                <w:sz w:val="18"/>
+                <w:sz w:val="22"/>
                 <w:szCs w:val="18"/>
                 <w:vertAlign w:val="superscript"/>
               </w:rPr>
@@ -4126,7 +4133,7 @@
                 <w:rFonts w:ascii="Avenir Next" w:hAnsi="Avenir Next" w:cs="Avenir Next" w:eastAsia="Avenir Next"/>
                 <w:b/>
                 <w:color w:val="003A70"/>
-                <w:sz w:val="18"/>
+                <w:sz w:val="22"/>
                 <w:szCs w:val="18"/>
               </w:rPr>
               <w:t xml:space="preserve">T</w:t>
@@ -4149,7 +4156,7 @@
                 <w:rFonts w:ascii="Avenir Next" w:hAnsi="Avenir Next" w:cs="Avenir Next" w:eastAsia="Avenir Next"/>
                 <w:b/>
                 <w:color w:val="1A1A1A"/>
-                <w:sz w:val="18"/>
+                <w:sz w:val="22"/>
                 <w:szCs w:val="18"/>
               </w:rPr>
               <w:t xml:space="preserve">2</w:t>
@@ -4159,7 +4166,7 @@
                 <w:rFonts w:ascii="Avenir Next" w:hAnsi="Avenir Next" w:cs="Avenir Next" w:eastAsia="Avenir Next"/>
                 <w:b/>
                 <w:color w:val="1A1A1A"/>
-                <w:sz w:val="18"/>
+                <w:sz w:val="22"/>
                 <w:szCs w:val="18"/>
                 <w:vertAlign w:val="superscript"/>
               </w:rPr>
@@ -4176,7 +4183,7 @@
                 <w:rFonts w:ascii="Avenir Next" w:hAnsi="Avenir Next" w:cs="Avenir Next" w:eastAsia="Avenir Next"/>
                 <w:b/>
                 <w:color w:val="003A70"/>
-                <w:sz w:val="18"/>
+                <w:sz w:val="22"/>
                 <w:szCs w:val="18"/>
               </w:rPr>
               <w:t xml:space="preserve">E</w:t>
@@ -4199,7 +4206,7 @@
                 <w:rFonts w:ascii="Avenir Next" w:hAnsi="Avenir Next" w:cs="Avenir Next" w:eastAsia="Avenir Next"/>
                 <w:b/>
                 <w:color w:val="1A1A1A"/>
-                <w:sz w:val="18"/>
+                <w:sz w:val="22"/>
                 <w:szCs w:val="18"/>
               </w:rPr>
               <w:t xml:space="preserve">8</w:t>
@@ -4209,7 +4216,7 @@
                 <w:rFonts w:ascii="Avenir Next" w:hAnsi="Avenir Next" w:cs="Avenir Next" w:eastAsia="Avenir Next"/>
                 <w:b/>
                 <w:color w:val="1A1A1A"/>
-                <w:sz w:val="18"/>
+                <w:sz w:val="22"/>
                 <w:szCs w:val="18"/>
                 <w:vertAlign w:val="superscript"/>
               </w:rPr>
@@ -4226,7 +4233,7 @@
                 <w:rFonts w:ascii="Avenir Next" w:hAnsi="Avenir Next" w:cs="Avenir Next" w:eastAsia="Avenir Next"/>
                 <w:b/>
                 <w:color w:val="003A70"/>
-                <w:sz w:val="18"/>
+                <w:sz w:val="22"/>
                 <w:szCs w:val="18"/>
               </w:rPr>
               <w:t xml:space="preserve">O</w:t>
@@ -4249,7 +4256,7 @@
                 <w:rFonts w:ascii="Avenir Next" w:hAnsi="Avenir Next" w:cs="Avenir Next" w:eastAsia="Avenir Next"/>
                 <w:b/>
                 <w:color w:val="1A1A1A"/>
-                <w:sz w:val="18"/>
+                <w:sz w:val="22"/>
                 <w:szCs w:val="18"/>
               </w:rPr>
               <w:t xml:space="preserve">32</w:t>
@@ -4265,7 +4272,7 @@
                 <w:rFonts w:ascii="Avenir Next" w:hAnsi="Avenir Next" w:cs="Avenir Next" w:eastAsia="Avenir Next"/>
                 <w:b/>
                 <w:color w:val="003A70"/>
-                <w:sz w:val="18"/>
+                <w:sz w:val="22"/>
                 <w:szCs w:val="18"/>
               </w:rPr>
               <w:t xml:space="preserve">N</w:t>
@@ -4288,7 +4295,7 @@
                 <w:rFonts w:ascii="Avenir Next" w:hAnsi="Avenir Next" w:cs="Avenir Next" w:eastAsia="Avenir Next"/>
                 <w:b/>
                 <w:color w:val="1A1A1A"/>
-                <w:sz w:val="18"/>
+                <w:sz w:val="22"/>
                 <w:szCs w:val="18"/>
               </w:rPr>
               <w:t xml:space="preserve">13</w:t>
@@ -4298,7 +4305,7 @@
                 <w:rFonts w:ascii="Avenir Next" w:hAnsi="Avenir Next" w:cs="Avenir Next" w:eastAsia="Avenir Next"/>
                 <w:b/>
                 <w:color w:val="1A1A1A"/>
-                <w:sz w:val="18"/>
+                <w:sz w:val="22"/>
                 <w:szCs w:val="18"/>
                 <w:vertAlign w:val="superscript"/>
               </w:rPr>
@@ -4315,7 +4322,7 @@
                 <w:rFonts w:ascii="Avenir Next" w:hAnsi="Avenir Next" w:cs="Avenir Next" w:eastAsia="Avenir Next"/>
                 <w:b/>
                 <w:color w:val="003A70"/>
-                <w:sz w:val="18"/>
+                <w:sz w:val="22"/>
                 <w:szCs w:val="18"/>
               </w:rPr>
               <w:t xml:space="preserve">P</w:t>
@@ -4338,7 +4345,7 @@
                 <w:rFonts w:ascii="Avenir Next" w:hAnsi="Avenir Next" w:cs="Avenir Next" w:eastAsia="Avenir Next"/>
                 <w:b/>
                 <w:color w:val="1A1A1A"/>
-                <w:sz w:val="18"/>
+                <w:sz w:val="22"/>
                 <w:szCs w:val="18"/>
               </w:rPr>
               <w:t xml:space="preserve">5</w:t>
@@ -4348,7 +4355,7 @@
                 <w:rFonts w:ascii="Avenir Next" w:hAnsi="Avenir Next" w:cs="Avenir Next" w:eastAsia="Avenir Next"/>
                 <w:b/>
                 <w:color w:val="1A1A1A"/>
-                <w:sz w:val="18"/>
+                <w:sz w:val="22"/>
                 <w:szCs w:val="18"/>
                 <w:vertAlign w:val="superscript"/>
               </w:rPr>
@@ -4365,7 +4372,7 @@
                 <w:rFonts w:ascii="Avenir Next" w:hAnsi="Avenir Next" w:cs="Avenir Next" w:eastAsia="Avenir Next"/>
                 <w:b/>
                 <w:color w:val="003A70"/>
-                <w:sz w:val="18"/>
+                <w:sz w:val="22"/>
                 <w:szCs w:val="18"/>
               </w:rPr>
               <w:t xml:space="preserve">X</w:t>
@@ -4388,7 +4395,7 @@
                 <w:rFonts w:ascii="Avenir Next" w:hAnsi="Avenir Next" w:cs="Avenir Next" w:eastAsia="Avenir Next"/>
                 <w:b/>
                 <w:color w:val="1A1A1A"/>
-                <w:sz w:val="18"/>
+                <w:sz w:val="22"/>
                 <w:szCs w:val="18"/>
               </w:rPr>
               <w:t xml:space="preserve">8</w:t>
@@ -4398,7 +4405,7 @@
                 <w:rFonts w:ascii="Avenir Next" w:hAnsi="Avenir Next" w:cs="Avenir Next" w:eastAsia="Avenir Next"/>
                 <w:b/>
                 <w:color w:val="1A1A1A"/>
-                <w:sz w:val="18"/>
+                <w:sz w:val="22"/>
                 <w:szCs w:val="18"/>
                 <w:vertAlign w:val="superscript"/>
               </w:rPr>
@@ -4415,7 +4422,7 @@
                 <w:rFonts w:ascii="Avenir Next" w:hAnsi="Avenir Next" w:cs="Avenir Next" w:eastAsia="Avenir Next"/>
                 <w:b/>
                 <w:color w:val="003A70"/>
-                <w:sz w:val="18"/>
+                <w:sz w:val="22"/>
                 <w:szCs w:val="18"/>
               </w:rPr>
               <w:t xml:space="preserve">Q</w:t>
@@ -4438,7 +4445,7 @@
                 <w:rFonts w:ascii="Avenir Next" w:hAnsi="Avenir Next" w:cs="Avenir Next" w:eastAsia="Avenir Next"/>
                 <w:b/>
                 <w:color w:val="1A1A1A"/>
-                <w:sz w:val="18"/>
+                <w:sz w:val="22"/>
                 <w:szCs w:val="18"/>
               </w:rPr>
               <w:t xml:space="preserve">(1/2)</w:t>
@@ -4448,7 +4455,7 @@
                 <w:rFonts w:ascii="Avenir Next" w:hAnsi="Avenir Next" w:cs="Avenir Next" w:eastAsia="Avenir Next"/>
                 <w:b/>
                 <w:color w:val="1A1A1A"/>
-                <w:sz w:val="18"/>
+                <w:sz w:val="22"/>
                 <w:szCs w:val="18"/>
                 <w:vertAlign w:val="superscript"/>
               </w:rPr>
@@ -4465,7 +4472,7 @@
                 <w:rFonts w:ascii="Avenir Next" w:hAnsi="Avenir Next" w:cs="Avenir Next" w:eastAsia="Avenir Next"/>
                 <w:b/>
                 <w:color w:val="003A70"/>
-                <w:sz w:val="18"/>
+                <w:sz w:val="22"/>
                 <w:szCs w:val="18"/>
               </w:rPr>
               <w:t xml:space="preserve">N</w:t>
@@ -4476,7 +4483,7 @@
     </w:tbl>
     <w:p>
       <w:pPr>
-        <w:spacing w:before="0" w:after="0" w:line="60" w:lineRule="auto"/>
+        <w:spacing w:before="0" w:after="0" w:line="50" w:lineRule="exact"/>
       </w:pPr>
     </w:p>
     <w:tbl>
@@ -4687,7 +4694,7 @@
     </w:tbl>
     <w:p>
       <w:pPr>
-        <w:spacing w:before="0" w:after="0" w:line="40" w:lineRule="auto"/>
+        <w:spacing w:before="0" w:after="0" w:line="50" w:lineRule="exact"/>
       </w:pPr>
     </w:p>
     <w:tbl>
@@ -4729,6 +4736,7 @@
           </w:tcPr>
           <w:p>
             <w:pPr>
+              <w:pStyle w:val="Heading2"/>
               <w:spacing w:before="0" w:after="0" w:line="240" w:lineRule="auto"/>
             </w:pPr>
             <w:r>
@@ -4766,7 +4774,7 @@
               <w:rPr>
                 <w:rFonts w:ascii="Avenir Next" w:hAnsi="Avenir Next" w:cs="Avenir Next" w:eastAsia="Avenir Next"/>
                 <w:color w:val="1A1A1A"/>
-                <w:sz w:val="17"/>
+                <w:sz w:val="22"/>
                 <w:szCs w:val="17"/>
               </w:rPr>
               <w:t xml:space="preserve">  I can do this on my own</w:t>
@@ -4795,7 +4803,7 @@
               <w:rPr>
                 <w:rFonts w:ascii="Avenir Next" w:hAnsi="Avenir Next" w:cs="Avenir Next" w:eastAsia="Avenir Next"/>
                 <w:color w:val="1A1A1A"/>
-                <w:sz w:val="17"/>
+                <w:sz w:val="22"/>
                 <w:szCs w:val="17"/>
               </w:rPr>
               <w:t xml:space="preserve">  I need a little help</w:t>
@@ -4824,7 +4832,7 @@
               <w:rPr>
                 <w:rFonts w:ascii="Avenir Next" w:hAnsi="Avenir Next" w:cs="Avenir Next" w:eastAsia="Avenir Next"/>
                 <w:color w:val="1A1A1A"/>
-                <w:sz w:val="17"/>
+                <w:sz w:val="22"/>
                 <w:szCs w:val="17"/>
               </w:rPr>
               <w:t xml:space="preserve">  I have a question about #</w:t>
@@ -4845,7 +4853,7 @@
     </w:tbl>
     <w:p>
       <w:pPr>
-        <w:spacing w:before="0" w:after="0" w:line="20" w:lineRule="exact"/>
+        <w:spacing w:before="0" w:after="0" w:line="50" w:lineRule="exact"/>
       </w:pPr>
     </w:p>
     <w:sectPr>
@@ -4931,7 +4939,106 @@
               <w:sz w:val="15"/>
               <w:szCs w:val="15"/>
             </w:rPr>
-            <w:t xml:space="preserve">Lesson 6-3  ·  Session 1  ·  Practice Form A</w:t>
+            <w:t xml:space="preserve">6-3 · Page </w:t>
+          </w:r>
+          <w:r>
+            <w:rPr>
+              <w:rFonts w:ascii="Avenir Next" w:hAnsi="Avenir Next" w:cs="Avenir Next" w:eastAsia="Avenir Next"/>
+              <w:color w:val="5A5F66"/>
+              <w:sz w:val="15"/>
+              <w:szCs w:val="15"/>
+            </w:rPr>
+            <w:fldChar w:fldCharType="begin"/>
+          </w:r>
+          <w:r>
+            <w:rPr>
+              <w:rFonts w:ascii="Avenir Next" w:hAnsi="Avenir Next" w:cs="Avenir Next" w:eastAsia="Avenir Next"/>
+              <w:color w:val="5A5F66"/>
+              <w:sz w:val="15"/>
+              <w:szCs w:val="15"/>
+            </w:rPr>
+            <w:instrText xml:space="preserve"> PAGE </w:instrText>
+          </w:r>
+          <w:r>
+            <w:rPr>
+              <w:rFonts w:ascii="Avenir Next" w:hAnsi="Avenir Next" w:cs="Avenir Next" w:eastAsia="Avenir Next"/>
+              <w:color w:val="5A5F66"/>
+              <w:sz w:val="15"/>
+              <w:szCs w:val="15"/>
+            </w:rPr>
+            <w:fldChar w:fldCharType="separate"/>
+          </w:r>
+          <w:r>
+            <w:rPr>
+              <w:rFonts w:ascii="Avenir Next" w:hAnsi="Avenir Next" w:cs="Avenir Next" w:eastAsia="Avenir Next"/>
+              <w:color w:val="5A5F66"/>
+              <w:sz w:val="15"/>
+              <w:szCs w:val="15"/>
+            </w:rPr>
+            <w:t xml:space="preserve">1</w:t>
+          </w:r>
+          <w:r>
+            <w:rPr>
+              <w:rFonts w:ascii="Avenir Next" w:hAnsi="Avenir Next" w:cs="Avenir Next" w:eastAsia="Avenir Next"/>
+              <w:color w:val="5A5F66"/>
+              <w:sz w:val="15"/>
+              <w:szCs w:val="15"/>
+            </w:rPr>
+            <w:fldChar w:fldCharType="end"/>
+          </w:r>
+          <w:r>
+            <w:rPr>
+              <w:rFonts w:ascii="Avenir Next" w:hAnsi="Avenir Next" w:cs="Avenir Next" w:eastAsia="Avenir Next"/>
+              <w:color w:val="5A5F66"/>
+              <w:sz w:val="15"/>
+              <w:szCs w:val="15"/>
+            </w:rPr>
+            <w:t xml:space="preserve"> of </w:t>
+          </w:r>
+          <w:r>
+            <w:rPr>
+              <w:rFonts w:ascii="Avenir Next" w:hAnsi="Avenir Next" w:cs="Avenir Next" w:eastAsia="Avenir Next"/>
+              <w:color w:val="5A5F66"/>
+              <w:sz w:val="15"/>
+              <w:szCs w:val="15"/>
+            </w:rPr>
+            <w:fldChar w:fldCharType="begin"/>
+          </w:r>
+          <w:r>
+            <w:rPr>
+              <w:rFonts w:ascii="Avenir Next" w:hAnsi="Avenir Next" w:cs="Avenir Next" w:eastAsia="Avenir Next"/>
+              <w:color w:val="5A5F66"/>
+              <w:sz w:val="15"/>
+              <w:szCs w:val="15"/>
+            </w:rPr>
+            <w:instrText xml:space="preserve"> NUMPAGES </w:instrText>
+          </w:r>
+          <w:r>
+            <w:rPr>
+              <w:rFonts w:ascii="Avenir Next" w:hAnsi="Avenir Next" w:cs="Avenir Next" w:eastAsia="Avenir Next"/>
+              <w:color w:val="5A5F66"/>
+              <w:sz w:val="15"/>
+              <w:szCs w:val="15"/>
+            </w:rPr>
+            <w:fldChar w:fldCharType="separate"/>
+          </w:r>
+          <w:r>
+            <w:rPr>
+              <w:rFonts w:ascii="Avenir Next" w:hAnsi="Avenir Next" w:cs="Avenir Next" w:eastAsia="Avenir Next"/>
+              <w:color w:val="5A5F66"/>
+              <w:sz w:val="15"/>
+              <w:szCs w:val="15"/>
+            </w:rPr>
+            <w:t xml:space="preserve">1</w:t>
+          </w:r>
+          <w:r>
+            <w:rPr>
+              <w:rFonts w:ascii="Avenir Next" w:hAnsi="Avenir Next" w:cs="Avenir Next" w:eastAsia="Avenir Next"/>
+              <w:color w:val="5A5F66"/>
+              <w:sz w:val="15"/>
+              <w:szCs w:val="15"/>
+            </w:rPr>
+            <w:fldChar w:fldCharType="end"/>
           </w:r>
         </w:p>
       </w:tc>
@@ -4974,5 +5081,23 @@
       </w:tblCellMar>
     </w:tblPr>
   </w:style>
+  <w:style w:type="paragraph" w:styleId="Heading1">
+    <w:name w:val="heading 1"/>
+    <w:basedOn w:val="Normal"/>
+    <w:pPr>
+      <w:outlineLvl w:val="0"/>
+      <w:keepNext w:val="0"/>
+      <w:keepLines w:val="0"/>
+    </w:pPr>
+  </w:style>
+  <w:style w:type="paragraph" w:styleId="Heading2">
+    <w:name w:val="heading 2"/>
+    <w:basedOn w:val="Normal"/>
+    <w:pPr>
+      <w:outlineLvl w:val="1"/>
+      <w:keepNext w:val="0"/>
+      <w:keepLines w:val="0"/>
+    </w:pPr>
+  </w:style>
 </w:styles>
 </file>